--- a/media/F2111/output_dir/标准依据文件.docx
+++ b/media/F2111/output_dir/标准依据文件.docx
@@ -1,43 +1,182 @@
 
 <file path=word/document.xml><?xml version="1.0" encoding="utf-8"?>
-<w:document xmlns:wpc="http://schemas.microsoft.com/office/word/2010/wordprocessingCanvas" xmlns:cx="http://schemas.microsoft.com/office/drawing/2014/chartex" xmlns:cx1="http://schemas.microsoft.com/office/drawing/2015/9/8/chartex" xmlns:cx2="http://schemas.microsoft.com/office/drawing/2015/10/21/chartex" xmlns:cx3="http://schemas.microsoft.com/office/drawing/2016/5/9/chartex" xmlns:cx4="http://schemas.microsoft.com/office/drawing/2016/5/10/chartex" xmlns:cx5="http://schemas.microsoft.com/office/drawing/2016/5/11/chartex" xmlns:cx6="http://schemas.microsoft.com/office/drawing/2016/5/12/chartex" xmlns:cx7="http://schemas.microsoft.com/office/drawing/2016/5/13/chartex" xmlns:cx8="http://schemas.microsoft.com/office/drawing/2016/5/14/chartex" xmlns:mc="http://schemas.openxmlformats.org/markup-compatibility/2006" xmlns:aink="http://schemas.microsoft.com/office/drawing/2016/ink" xmlns:am3d="http://schemas.microsoft.com/office/drawing/2017/model3d" xmlns:o="urn:schemas-microsoft-com:office:office" xmlns:oel="http://schemas.microsoft.com/office/2019/extlst" xmlns:r="http://schemas.openxmlformats.org/officeDocument/2006/relationships" xmlns:m="http://schemas.openxmlformats.org/officeDocument/2006/math" xmlns:v="urn:schemas-microsoft-com:vml" xmlns:wp14="http://schemas.microsoft.com/office/word/2010/wordprocessingDrawing" xmlns:wp="http://schemas.openxmlformats.org/drawingml/2006/wordprocessingDrawing" xmlns:w10="urn:schemas-microsoft-com:office:word" xmlns:w="http://schemas.openxmlformats.org/wordprocessingml/2006/main" xmlns:w14="http://schemas.microsoft.com/office/word/2010/wordml" xmlns:w15="http://schemas.microsoft.com/office/word/2012/wordml" xmlns:w16cex="http://schemas.microsoft.com/office/word/2018/wordml/cex" xmlns:w16cid="http://schemas.microsoft.com/office/word/2016/wordml/cid" xmlns:w16="http://schemas.microsoft.com/office/word/2018/wordml" xmlns:w16sdtdh="http://schemas.microsoft.com/office/word/2020/wordml/sdtdatahash" xmlns:w16se="http://schemas.microsoft.com/office/word/2015/wordml/symex" xmlns:wpg="http://schemas.microsoft.com/office/word/2010/wordprocessingGroup" xmlns:wpi="http://schemas.microsoft.com/office/word/2010/wordprocessingInk" xmlns:wne="http://schemas.microsoft.com/office/word/2006/wordml" xmlns:wps="http://schemas.microsoft.com/office/word/2010/wordprocessingShape" mc:Ignorable="w14 w15 w16se w16cid w16 w16cex w16sdtdh wp14">
+<w:document xmlns:wpc="http://schemas.microsoft.com/office/word/2010/wordprocessingCanvas" xmlns:cx="http://schemas.microsoft.com/office/drawing/2014/chartex" xmlns:cx1="http://schemas.microsoft.com/office/drawing/2015/9/8/chartex" xmlns:cx2="http://schemas.microsoft.com/office/drawing/2015/10/21/chartex" xmlns:cx3="http://schemas.microsoft.com/office/drawing/2016/5/9/chartex" xmlns:cx4="http://schemas.microsoft.com/office/drawing/2016/5/10/chartex" xmlns:cx5="http://schemas.microsoft.com/office/drawing/2016/5/11/chartex" xmlns:cx6="http://schemas.microsoft.com/office/drawing/2016/5/12/chartex" xmlns:cx7="http://schemas.microsoft.com/office/drawing/2016/5/13/chartex" xmlns:cx8="http://schemas.microsoft.com/office/drawing/2016/5/14/chartex" xmlns:mc="http://schemas.openxmlformats.org/markup-compatibility/2006" xmlns:aink="http://schemas.microsoft.com/office/drawing/2016/ink" xmlns:am3d="http://schemas.microsoft.com/office/drawing/2017/model3d" xmlns:o="urn:schemas-microsoft-com:office:office" xmlns:oel="http://schemas.microsoft.com/office/2019/extlst" xmlns:r="http://schemas.openxmlformats.org/officeDocument/2006/relationships" xmlns:m="http://schemas.openxmlformats.org/officeDocument/2006/math" xmlns:v="urn:schemas-microsoft-com:vml" xmlns:wp14="http://schemas.microsoft.com/office/word/2010/wordprocessingDrawing" xmlns:wp="http://schemas.openxmlformats.org/drawingml/2006/wordprocessingDrawing" xmlns:w10="urn:schemas-microsoft-com:office:word" xmlns:w="http://schemas.openxmlformats.org/wordprocessingml/2006/main" xmlns:w14="http://schemas.microsoft.com/office/word/2010/wordml" xmlns:w15="http://schemas.microsoft.com/office/word/2012/wordml" xmlns:w16cex="http://schemas.microsoft.com/office/word/2018/wordml/cex" xmlns:w16cid="http://schemas.microsoft.com/office/word/2016/wordml/cid" xmlns:w16="http://schemas.microsoft.com/office/word/2018/wordml" xmlns:w16du="http://schemas.microsoft.com/office/word/2023/wordml/word16du" xmlns:w16sdtdh="http://schemas.microsoft.com/office/word/2020/wordml/sdtdatahash" xmlns:w16sdtfl="http://schemas.microsoft.com/office/word/2024/wordml/sdtformatlock" xmlns:w16se="http://schemas.microsoft.com/office/word/2015/wordml/symex" xmlns:wpg="http://schemas.microsoft.com/office/word/2010/wordprocessingGroup" xmlns:wpi="http://schemas.microsoft.com/office/word/2010/wordprocessingInk" xmlns:wne="http://schemas.microsoft.com/office/word/2006/wordml" xmlns:wps="http://schemas.microsoft.com/office/word/2010/wordprocessingShape" mc:Ignorable="w14 w15 w16se w16cid w16 w16cex w16sdtdh w16sdtfl w16du wp14">
   <w:body>
     <w:p>
       <w:pPr>
-        <w:pStyle w:val="30"/>
+        <w:pStyle w:val="4"/>
         <w:rPr>
           <w:sz w:val="24"/>
           <w:szCs w:val="24"/>
         </w:rPr>
       </w:pPr>
-      <w:bookmarkStart w:id="0" w:name="_Toc70607051"/>
-      <w:bookmarkStart w:id="1" w:name="_Toc70671864"/>
-      <w:bookmarkStart w:id="2" w:name="_Toc91752365"/>
-      <w:bookmarkStart w:id="3" w:name="_Toc91752513"/>
-      <w:bookmarkStart w:id="4" w:name="_Toc116224143"/>
       <w:r>
         <w:rPr>
+          <w:rFonts w:hint="eastAsia"/>
           <w:sz w:val="24"/>
           <w:szCs w:val="24"/>
         </w:rPr>
-        <w:t>标准类引用</w:t>
+        <w:t>管理文件</w:t>
       </w:r>
-      <w:bookmarkEnd w:id="0"/>
+    </w:p>
+    <w:p>
+      <w:pPr>
+        <w:pStyle w:val="RC"/>
+        <w:adjustRightInd w:val="0"/>
+        <w:rPr>
+          <w:rFonts w:cs="Times New Roman"/>
+        </w:rPr>
+      </w:pPr>
       <w:r>
         <w:rPr>
-          <w:sz w:val="24"/>
-          <w:szCs w:val="24"/>
+          <w:rFonts w:cs="Times New Roman"/>
         </w:rPr>
-        <w:t>文档</w:t>
+        <w:t>测评工作依据的</w:t>
       </w:r>
-      <w:bookmarkEnd w:id="1"/>
-      <w:bookmarkEnd w:id="2"/>
-      <w:bookmarkEnd w:id="3"/>
-      <w:bookmarkEnd w:id="4"/>
+      <w:r>
+        <w:rPr>
+          <w:rFonts w:cs="Times New Roman" w:hint="eastAsia"/>
+        </w:rPr>
+        <w:t>管理</w:t>
+      </w:r>
+      <w:r>
+        <w:rPr>
+          <w:rFonts w:cs="Times New Roman"/>
+        </w:rPr>
+        <w:t>文件见</w:t>
+      </w:r>
+      <w:r>
+        <w:rPr>
+          <w:rFonts w:cs="Times New Roman" w:hint="eastAsia"/>
+        </w:rPr>
+        <w:t>下表</w:t>
+      </w:r>
+      <w:r>
+        <w:rPr>
+          <w:rFonts w:cs="Times New Roman"/>
+        </w:rPr>
+        <w:t>。</w:t>
+      </w:r>
+    </w:p>
+    <w:p>
+      <w:pPr>
+        <w:spacing w:line="360" w:lineRule="auto"/>
+        <w:jc w:val="center"/>
+        <w:rPr>
+          <w:rFonts w:eastAsia="黑体"/>
+          <w:szCs w:val="21"/>
+        </w:rPr>
+      </w:pPr>
+      <w:r>
+        <w:rPr>
+          <w:rFonts w:eastAsia="黑体"/>
+          <w:szCs w:val="21"/>
+        </w:rPr>
+        <w:t>表</w:t>
+      </w:r>
+      <w:r>
+        <w:rPr>
+          <w:rFonts w:eastAsia="黑体"/>
+          <w:szCs w:val="21"/>
+        </w:rPr>
+        <w:fldChar w:fldCharType="begin"/>
+      </w:r>
+      <w:r>
+        <w:rPr>
+          <w:rFonts w:eastAsia="黑体"/>
+          <w:szCs w:val="21"/>
+        </w:rPr>
+        <w:instrText xml:space="preserve"> STYLEREF 1 \s </w:instrText>
+      </w:r>
+      <w:r>
+        <w:rPr>
+          <w:rFonts w:eastAsia="黑体"/>
+          <w:szCs w:val="21"/>
+        </w:rPr>
+        <w:fldChar w:fldCharType="separate"/>
+      </w:r>
+      <w:r>
+        <w:rPr>
+          <w:rFonts w:eastAsia="黑体"/>
+          <w:noProof/>
+          <w:szCs w:val="21"/>
+        </w:rPr>
+        <w:t>1</w:t>
+      </w:r>
+      <w:r>
+        <w:rPr>
+          <w:rFonts w:eastAsia="黑体"/>
+          <w:szCs w:val="21"/>
+        </w:rPr>
+        <w:fldChar w:fldCharType="end"/>
+      </w:r>
+      <w:r>
+        <w:rPr>
+          <w:rFonts w:eastAsia="黑体"/>
+          <w:szCs w:val="21"/>
+        </w:rPr>
+        <w:noBreakHyphen/>
+      </w:r>
+      <w:r>
+        <w:rPr>
+          <w:rFonts w:eastAsia="黑体"/>
+          <w:szCs w:val="21"/>
+        </w:rPr>
+        <w:fldChar w:fldCharType="begin"/>
+      </w:r>
+      <w:r>
+        <w:rPr>
+          <w:rFonts w:eastAsia="黑体"/>
+          <w:szCs w:val="21"/>
+        </w:rPr>
+        <w:instrText xml:space="preserve"> SEQ </w:instrText>
+      </w:r>
+      <w:r>
+        <w:rPr>
+          <w:rFonts w:eastAsia="黑体"/>
+          <w:szCs w:val="21"/>
+        </w:rPr>
+        <w:instrText>表</w:instrText>
+      </w:r>
+      <w:r>
+        <w:rPr>
+          <w:rFonts w:eastAsia="黑体"/>
+          <w:szCs w:val="21"/>
+        </w:rPr>
+        <w:instrText xml:space="preserve"> \* ARABIC \s 1 </w:instrText>
+      </w:r>
+      <w:r>
+        <w:rPr>
+          <w:rFonts w:eastAsia="黑体"/>
+          <w:szCs w:val="21"/>
+        </w:rPr>
+        <w:fldChar w:fldCharType="separate"/>
+      </w:r>
+      <w:r>
+        <w:rPr>
+          <w:rFonts w:eastAsia="黑体"/>
+          <w:noProof/>
+          <w:szCs w:val="21"/>
+        </w:rPr>
+        <w:t>1</w:t>
+      </w:r>
+      <w:r>
+        <w:rPr>
+          <w:rFonts w:eastAsia="黑体"/>
+          <w:szCs w:val="21"/>
+        </w:rPr>
+        <w:fldChar w:fldCharType="end"/>
+      </w:r>
+      <w:r>
+        <w:rPr>
+          <w:rFonts w:eastAsia="黑体" w:hint="eastAsia"/>
+          <w:szCs w:val="21"/>
+        </w:rPr>
+        <w:t>依据的管理文件</w:t>
+      </w:r>
     </w:p>
     <w:tbl>
       <w:tblPr>
-        <w:tblStyle w:val="afd"/>
         <w:tblW w:w="5000" w:type="pct"/>
         <w:tblBorders>
           <w:top w:val="single" w:sz="12" w:space="0" w:color="auto"/>
@@ -47,40 +186,38 @@
           <w:insideH w:val="single" w:sz="6" w:space="0" w:color="auto"/>
           <w:insideV w:val="single" w:sz="6" w:space="0" w:color="auto"/>
         </w:tblBorders>
-        <w:tblLayout w:type="fixed"/>
-        <w:tblCellMar>
-          <w:top w:w="57" w:type="dxa"/>
-          <w:bottom w:w="57" w:type="dxa"/>
-        </w:tblCellMar>
-        <w:tblLook w:val="01E0" w:firstRow="1" w:lastRow="1" w:firstColumn="1" w:lastColumn="1" w:noHBand="0" w:noVBand="0"/>
+        <w:tblLook w:val="0000" w:firstRow="0" w:lastRow="0" w:firstColumn="0" w:lastColumn="0" w:noHBand="0" w:noVBand="0"/>
       </w:tblPr>
       <w:tblGrid>
-        <w:gridCol w:w="566"/>
-        <w:gridCol w:w="2820"/>
-        <w:gridCol w:w="2707"/>
-        <w:gridCol w:w="1332"/>
-        <w:gridCol w:w="1615"/>
+        <w:gridCol w:w="427"/>
+        <w:gridCol w:w="1826"/>
+        <w:gridCol w:w="3544"/>
+        <w:gridCol w:w="1135"/>
+        <w:gridCol w:w="2108"/>
       </w:tblGrid>
       <w:tr>
         <w:trPr>
-          <w:cnfStyle w:val="100000000000" w:firstRow="1" w:lastRow="0" w:firstColumn="0" w:lastColumn="0" w:oddVBand="0" w:evenVBand="0" w:oddHBand="0" w:evenHBand="0" w:firstRowFirstColumn="0" w:firstRowLastColumn="0" w:lastRowFirstColumn="0" w:lastRowLastColumn="0"/>
+          <w:trHeight w:val="340"/>
         </w:trPr>
         <w:tc>
           <w:tcPr>
-            <w:tcW w:w="313" w:type="pct"/>
+            <w:tcW w:w="236" w:type="pct"/>
+            <w:vAlign w:val="center"/>
           </w:tcPr>
           <w:p>
             <w:pPr>
+              <w:tabs>
+                <w:tab w:val="left" w:pos="6706"/>
+              </w:tabs>
+              <w:jc w:val="center"/>
               <w:rPr>
                 <w:rFonts w:eastAsia="黑体"/>
-                <w:b w:val="0"/>
                 <w:szCs w:val="21"/>
               </w:rPr>
             </w:pPr>
             <w:r>
               <w:rPr>
                 <w:rFonts w:eastAsia="黑体"/>
-                <w:b w:val="0"/>
                 <w:szCs w:val="21"/>
               </w:rPr>
               <w:t>序号</w:t>
@@ -89,81 +226,83 @@
         </w:tc>
         <w:tc>
           <w:tcPr>
-            <w:tcW w:w="1560" w:type="pct"/>
+            <w:tcW w:w="1010" w:type="pct"/>
+            <w:vAlign w:val="center"/>
           </w:tcPr>
           <w:p>
             <w:pPr>
+              <w:tabs>
+                <w:tab w:val="left" w:pos="6706"/>
+              </w:tabs>
+              <w:jc w:val="center"/>
               <w:rPr>
                 <w:rFonts w:eastAsia="黑体"/>
-                <w:b w:val="0"/>
                 <w:szCs w:val="21"/>
               </w:rPr>
             </w:pPr>
             <w:r>
               <w:rPr>
                 <w:rFonts w:eastAsia="黑体"/>
-                <w:b w:val="0"/>
-                <w:szCs w:val="21"/>
               </w:rPr>
-              <w:t>文档名称</w:t>
+              <w:t>标识</w:t>
             </w:r>
           </w:p>
         </w:tc>
         <w:tc>
           <w:tcPr>
-            <w:tcW w:w="1497" w:type="pct"/>
+            <w:tcW w:w="1960" w:type="pct"/>
+            <w:vAlign w:val="center"/>
           </w:tcPr>
           <w:p>
             <w:pPr>
+              <w:tabs>
+                <w:tab w:val="left" w:pos="6706"/>
+              </w:tabs>
+              <w:jc w:val="center"/>
               <w:rPr>
                 <w:rFonts w:eastAsia="黑体"/>
-                <w:b w:val="0"/>
                 <w:szCs w:val="21"/>
               </w:rPr>
             </w:pPr>
             <w:r>
               <w:rPr>
                 <w:rFonts w:eastAsia="黑体"/>
-                <w:b w:val="0"/>
-                <w:szCs w:val="21"/>
               </w:rPr>
-              <w:t>标识</w:t>
+              <w:t>文件</w:t>
             </w:r>
             <w:r>
               <w:rPr>
                 <w:rFonts w:eastAsia="黑体"/>
-                <w:b w:val="0"/>
-                <w:szCs w:val="21"/>
               </w:rPr>
               <w:t>/</w:t>
             </w:r>
             <w:r>
               <w:rPr>
                 <w:rFonts w:eastAsia="黑体"/>
-                <w:b w:val="0"/>
-                <w:szCs w:val="21"/>
               </w:rPr>
-              <w:t>版本</w:t>
+              <w:t>标准名称</w:t>
             </w:r>
           </w:p>
         </w:tc>
         <w:tc>
           <w:tcPr>
-            <w:tcW w:w="737" w:type="pct"/>
+            <w:tcW w:w="628" w:type="pct"/>
+            <w:vAlign w:val="center"/>
           </w:tcPr>
           <w:p>
             <w:pPr>
+              <w:tabs>
+                <w:tab w:val="left" w:pos="6706"/>
+              </w:tabs>
+              <w:jc w:val="center"/>
               <w:rPr>
                 <w:rFonts w:eastAsia="黑体"/>
-                <w:b w:val="0"/>
                 <w:szCs w:val="21"/>
               </w:rPr>
             </w:pPr>
             <w:r>
               <w:rPr>
                 <w:rFonts w:eastAsia="黑体"/>
-                <w:b w:val="0"/>
-                <w:szCs w:val="21"/>
               </w:rPr>
               <w:t>发布日期</w:t>
             </w:r>
@@ -171,38 +310,50 @@
         </w:tc>
         <w:tc>
           <w:tcPr>
-            <w:tcW w:w="893" w:type="pct"/>
+            <w:tcW w:w="1166" w:type="pct"/>
+            <w:vAlign w:val="center"/>
           </w:tcPr>
           <w:p>
             <w:pPr>
+              <w:tabs>
+                <w:tab w:val="left" w:pos="6706"/>
+              </w:tabs>
+              <w:jc w:val="center"/>
               <w:rPr>
                 <w:rFonts w:eastAsia="黑体"/>
-                <w:b w:val="0"/>
                 <w:szCs w:val="21"/>
               </w:rPr>
             </w:pPr>
             <w:r>
               <w:rPr>
                 <w:rFonts w:eastAsia="黑体"/>
-                <w:b w:val="0"/>
-                <w:szCs w:val="21"/>
               </w:rPr>
-              <w:t>来源</w:t>
+              <w:t>颁布单位</w:t>
             </w:r>
           </w:p>
         </w:tc>
       </w:tr>
       <w:tr>
+        <w:trPr>
+          <w:trHeight w:val="340"/>
+        </w:trPr>
         <w:tc>
           <w:tcPr>
-            <w:tcW w:w="313" w:type="pct"/>
+            <w:tcW w:w="236" w:type="pct"/>
+            <w:vAlign w:val="center"/>
           </w:tcPr>
           <w:p>
             <w:pPr>
+              <w:pStyle w:val="af7"/>
               <w:numPr>
                 <w:ilvl w:val="0"/>
-                <w:numId w:val="3"/>
+                <w:numId w:val="64"/>
               </w:numPr>
+              <w:wordWrap w:val="0"/>
+              <w:adjustRightInd w:val="0"/>
+              <w:snapToGrid w:val="0"/>
+              <w:ind w:firstLineChars="0"/>
+              <w:jc w:val="center"/>
               <w:rPr>
                 <w:szCs w:val="21"/>
               </w:rPr>
@@ -211,47 +362,52 @@
         </w:tc>
         <w:tc>
           <w:tcPr>
-            <w:tcW w:w="1560" w:type="pct"/>
+            <w:tcW w:w="1010" w:type="pct"/>
+            <w:vAlign w:val="center"/>
           </w:tcPr>
           <w:p>
             <w:pPr>
-              <w:jc w:val="left"/>
+              <w:wordWrap w:val="0"/>
               <w:rPr>
                 <w:szCs w:val="21"/>
               </w:rPr>
             </w:pPr>
             <w:r>
               <w:rPr>
-                <w:rFonts w:hint="eastAsia"/>
                 <w:szCs w:val="21"/>
               </w:rPr>
-              <w:t xml:space="preserve">测试实验室和校准实验室通用要求</w:t>
+              <w:t>军定〔</w:t>
+            </w:r>
+            <w:r>
+              <w:rPr>
+                <w:szCs w:val="21"/>
+              </w:rPr>
+              <w:t>2022</w:t>
+            </w:r>
+            <w:r>
+              <w:rPr>
+                <w:szCs w:val="21"/>
+              </w:rPr>
+              <w:t>〕</w:t>
+            </w:r>
+            <w:r>
+              <w:rPr>
+                <w:szCs w:val="21"/>
+              </w:rPr>
+              <w:t>9</w:t>
+            </w:r>
+            <w:r>
+              <w:rPr>
+                <w:szCs w:val="21"/>
+              </w:rPr>
+              <w:t>号</w:t>
             </w:r>
           </w:p>
         </w:tc>
         <w:tc>
           <w:tcPr>
-            <w:tcW w:w="1497" w:type="pct"/>
-          </w:tcPr>
-          <w:p>
-            <w:pPr>
-              <w:jc w:val="left"/>
-              <w:rPr>
-                <w:szCs w:val="21"/>
-              </w:rPr>
-            </w:pPr>
-            <w:r>
-              <w:rPr>
-                <w:rFonts w:hint="eastAsia"/>
-                <w:szCs w:val="21"/>
-              </w:rPr>
-              <w:t xml:space="preserve">GJB-2725A</w:t>
-            </w:r>
-          </w:p>
-        </w:tc>
-        <w:tc>
-          <w:tcPr>
-            <w:tcW w:w="737" w:type="pct"/>
+            <w:tcW w:w="1960" w:type="pct"/>
+            <w:vAlign w:val="center"/>
           </w:tcPr>
           <w:p>
             <w:pPr>
@@ -261,95 +417,16 @@
             </w:pPr>
             <w:r>
               <w:rPr>
-                <w:rFonts w:hint="eastAsia"/>
                 <w:szCs w:val="21"/>
               </w:rPr>
-              <w:t xml:space="preserve">2001-05-31</w:t>
+              <w:t>关于改进加强军用软件产品试验鉴定工作的有关要求（试行）</w:t>
             </w:r>
           </w:p>
         </w:tc>
         <w:tc>
           <w:tcPr>
-            <w:tcW w:w="893" w:type="pct"/>
-          </w:tcPr>
-          <w:p>
-            <w:pPr>
-              <w:jc w:val="left"/>
-              <w:rPr>
-                <w:color w:val="000000"/>
-                <w:szCs w:val="21"/>
-              </w:rPr>
-            </w:pPr>
-            <w:r>
-              <w:rPr>
-                <w:rFonts w:hint="eastAsia"/>
-                <w:szCs w:val="21"/>
-              </w:rPr>
-              <w:t xml:space="preserve">中国人民解放军总装备部</w:t>
-            </w:r>
-          </w:p>
-        </w:tc>
-      </w:tr>
-      <w:tr>
-        <w:tc>
-          <w:tcPr>
-            <w:tcW w:w="313" w:type="pct"/>
-          </w:tcPr>
-          <w:p>
-            <w:pPr>
-              <w:numPr>
-                <w:ilvl w:val="0"/>
-                <w:numId w:val="3"/>
-              </w:numPr>
-              <w:rPr>
-                <w:szCs w:val="21"/>
-              </w:rPr>
-            </w:pPr>
-          </w:p>
-        </w:tc>
-        <w:tc>
-          <w:tcPr>
-            <w:tcW w:w="1560" w:type="pct"/>
-          </w:tcPr>
-          <w:p>
-            <w:pPr>
-              <w:jc w:val="left"/>
-              <w:rPr>
-                <w:szCs w:val="21"/>
-              </w:rPr>
-            </w:pPr>
-            <w:r>
-              <w:rPr>
-                <w:rFonts w:hint="eastAsia"/>
-                <w:szCs w:val="21"/>
-              </w:rPr>
-              <w:t xml:space="preserve">军用软件测评实验室测评过程和技术能力要求</w:t>
-            </w:r>
-          </w:p>
-        </w:tc>
-        <w:tc>
-          <w:tcPr>
-            <w:tcW w:w="1497" w:type="pct"/>
-          </w:tcPr>
-          <w:p>
-            <w:pPr>
-              <w:jc w:val="left"/>
-              <w:rPr>
-                <w:szCs w:val="21"/>
-              </w:rPr>
-            </w:pPr>
-            <w:r>
-              <w:rPr>
-                <w:rFonts w:hint="eastAsia"/>
-                <w:szCs w:val="21"/>
-              </w:rPr>
-              <w:t xml:space="preserve">〔2005〕装电字第324号</w:t>
-            </w:r>
-          </w:p>
-        </w:tc>
-        <w:tc>
-          <w:tcPr>
-            <w:tcW w:w="737" w:type="pct"/>
+            <w:tcW w:w="628" w:type="pct"/>
+            <w:vAlign w:val="center"/>
           </w:tcPr>
           <w:p>
             <w:pPr>
@@ -359,46 +436,53 @@
             </w:pPr>
             <w:r>
               <w:rPr>
-                <w:rFonts w:hint="eastAsia"/>
                 <w:szCs w:val="21"/>
               </w:rPr>
-              <w:t xml:space="preserve">2005-12</w:t>
+              <w:t>2022-03</w:t>
             </w:r>
           </w:p>
         </w:tc>
         <w:tc>
           <w:tcPr>
-            <w:tcW w:w="893" w:type="pct"/>
+            <w:tcW w:w="1166" w:type="pct"/>
+            <w:vAlign w:val="center"/>
           </w:tcPr>
           <w:p>
             <w:pPr>
-              <w:jc w:val="left"/>
               <w:rPr>
-                <w:color w:val="000000"/>
-                <w:szCs w:val="21"/>
+                <w:szCs w:val="24"/>
               </w:rPr>
             </w:pPr>
             <w:r>
               <w:rPr>
-                <w:rFonts w:hint="eastAsia"/>
                 <w:szCs w:val="21"/>
               </w:rPr>
-              <w:t xml:space="preserve">总装备部电子信息基础部</w:t>
+              <w:t>国务院、中央军委军工产品定性委员会</w:t>
             </w:r>
           </w:p>
         </w:tc>
       </w:tr>
       <w:tr>
+        <w:trPr>
+          <w:trHeight w:val="340"/>
+        </w:trPr>
         <w:tc>
           <w:tcPr>
-            <w:tcW w:w="313" w:type="pct"/>
+            <w:tcW w:w="236" w:type="pct"/>
+            <w:vAlign w:val="center"/>
           </w:tcPr>
           <w:p>
             <w:pPr>
+              <w:pStyle w:val="af7"/>
               <w:numPr>
                 <w:ilvl w:val="0"/>
-                <w:numId w:val="3"/>
+                <w:numId w:val="64"/>
               </w:numPr>
+              <w:wordWrap w:val="0"/>
+              <w:adjustRightInd w:val="0"/>
+              <w:snapToGrid w:val="0"/>
+              <w:ind w:firstLineChars="0"/>
+              <w:jc w:val="center"/>
               <w:rPr>
                 <w:szCs w:val="21"/>
               </w:rPr>
@@ -407,47 +491,25 @@
         </w:tc>
         <w:tc>
           <w:tcPr>
-            <w:tcW w:w="1560" w:type="pct"/>
+            <w:tcW w:w="1010" w:type="pct"/>
+            <w:vAlign w:val="center"/>
           </w:tcPr>
           <w:p>
             <w:pPr>
-              <w:jc w:val="left"/>
+              <w:wordWrap w:val="0"/>
               <w:rPr>
                 <w:szCs w:val="21"/>
               </w:rPr>
             </w:pPr>
             <w:r>
-              <w:rPr>
-                <w:rFonts w:hint="eastAsia"/>
-                <w:szCs w:val="21"/>
-              </w:rPr>
-              <w:t xml:space="preserve">军用软件测试指南</w:t>
+              <w:t>TE-BTCG-002-2021</w:t>
             </w:r>
           </w:p>
         </w:tc>
         <w:tc>
           <w:tcPr>
-            <w:tcW w:w="1497" w:type="pct"/>
-          </w:tcPr>
-          <w:p>
-            <w:pPr>
-              <w:jc w:val="left"/>
-              <w:rPr>
-                <w:szCs w:val="21"/>
-              </w:rPr>
-            </w:pPr>
-            <w:r>
-              <w:rPr>
-                <w:rFonts w:hint="eastAsia"/>
-                <w:szCs w:val="21"/>
-              </w:rPr>
-              <w:t xml:space="preserve">TE-BTCG-003-2021</w:t>
-            </w:r>
-          </w:p>
-        </w:tc>
-        <w:tc>
-          <w:tcPr>
-            <w:tcW w:w="737" w:type="pct"/>
+            <w:tcW w:w="1960" w:type="pct"/>
+            <w:vAlign w:val="center"/>
           </w:tcPr>
           <w:p>
             <w:pPr>
@@ -456,47 +518,64 @@
               </w:rPr>
             </w:pPr>
             <w:r>
-              <w:rPr>
-                <w:rFonts w:hint="eastAsia"/>
-                <w:szCs w:val="21"/>
-              </w:rPr>
-              <w:t xml:space="preserve">2021-09</w:t>
+              <w:t>军用软件试验鉴定通用要求</w:t>
             </w:r>
           </w:p>
         </w:tc>
         <w:tc>
           <w:tcPr>
-            <w:tcW w:w="893" w:type="pct"/>
+            <w:tcW w:w="628" w:type="pct"/>
+            <w:vAlign w:val="center"/>
           </w:tcPr>
           <w:p>
             <w:pPr>
-              <w:jc w:val="left"/>
               <w:rPr>
-                <w:color w:val="000000"/>
                 <w:szCs w:val="21"/>
               </w:rPr>
             </w:pPr>
             <w:r>
+              <w:t>2021-09</w:t>
+            </w:r>
+          </w:p>
+        </w:tc>
+        <w:tc>
+          <w:tcPr>
+            <w:tcW w:w="1166" w:type="pct"/>
+            <w:vAlign w:val="center"/>
+          </w:tcPr>
+          <w:p>
+            <w:pPr>
               <w:rPr>
-                <w:rFonts w:hint="eastAsia"/>
                 <w:szCs w:val="21"/>
               </w:rPr>
-              <w:t xml:space="preserve">中央军委装备发展部</w:t>
+            </w:pPr>
+            <w:r>
+              <w:t>中央军委装备发展部</w:t>
             </w:r>
           </w:p>
         </w:tc>
       </w:tr>
       <w:tr>
+        <w:trPr>
+          <w:trHeight w:val="340"/>
+        </w:trPr>
         <w:tc>
           <w:tcPr>
-            <w:tcW w:w="313" w:type="pct"/>
+            <w:tcW w:w="236" w:type="pct"/>
+            <w:vAlign w:val="center"/>
           </w:tcPr>
           <w:p>
             <w:pPr>
+              <w:pStyle w:val="af7"/>
               <w:numPr>
                 <w:ilvl w:val="0"/>
-                <w:numId w:val="3"/>
+                <w:numId w:val="64"/>
               </w:numPr>
+              <w:wordWrap w:val="0"/>
+              <w:adjustRightInd w:val="0"/>
+              <w:snapToGrid w:val="0"/>
+              <w:ind w:firstLineChars="0"/>
+              <w:jc w:val="center"/>
               <w:rPr>
                 <w:szCs w:val="21"/>
               </w:rPr>
@@ -505,47 +584,357 @@
         </w:tc>
         <w:tc>
           <w:tcPr>
-            <w:tcW w:w="1560" w:type="pct"/>
+            <w:tcW w:w="1010" w:type="pct"/>
+            <w:vAlign w:val="center"/>
           </w:tcPr>
           <w:p>
             <w:pPr>
-              <w:jc w:val="left"/>
-              <w:rPr>
-                <w:szCs w:val="21"/>
-              </w:rPr>
+              <w:wordWrap w:val="0"/>
             </w:pPr>
             <w:r>
-              <w:rPr>
-                <w:rFonts w:hint="eastAsia"/>
-                <w:szCs w:val="21"/>
-              </w:rPr>
-              <w:t xml:space="preserve">军用软件鉴定测评大纲和报告</w:t>
+              <w:t>TE-BTCG-003-2021</w:t>
             </w:r>
           </w:p>
         </w:tc>
         <w:tc>
           <w:tcPr>
-            <w:tcW w:w="1497" w:type="pct"/>
+            <w:tcW w:w="1960" w:type="pct"/>
+            <w:vAlign w:val="center"/>
           </w:tcPr>
           <w:p>
-            <w:pPr>
-              <w:jc w:val="left"/>
-              <w:rPr>
-                <w:szCs w:val="21"/>
-              </w:rPr>
-            </w:pPr>
             <w:r>
-              <w:rPr>
-                <w:rFonts w:hint="eastAsia"/>
-                <w:szCs w:val="21"/>
-              </w:rPr>
-              <w:t xml:space="preserve">TE-BTCG-007-2021</w:t>
+              <w:t>军用软件测试指南</w:t>
             </w:r>
           </w:p>
         </w:tc>
         <w:tc>
           <w:tcPr>
-            <w:tcW w:w="737" w:type="pct"/>
+            <w:tcW w:w="628" w:type="pct"/>
+            <w:vAlign w:val="center"/>
+          </w:tcPr>
+          <w:p>
+            <w:r>
+              <w:t>2021-09</w:t>
+            </w:r>
+          </w:p>
+        </w:tc>
+        <w:tc>
+          <w:tcPr>
+            <w:tcW w:w="1166" w:type="pct"/>
+            <w:vAlign w:val="center"/>
+          </w:tcPr>
+          <w:p>
+            <w:r>
+              <w:t>中央军委装备发展部</w:t>
+            </w:r>
+          </w:p>
+        </w:tc>
+      </w:tr>
+      <w:tr>
+        <w:trPr>
+          <w:trHeight w:val="340"/>
+        </w:trPr>
+        <w:tc>
+          <w:tcPr>
+            <w:tcW w:w="236" w:type="pct"/>
+            <w:vAlign w:val="center"/>
+          </w:tcPr>
+          <w:p>
+            <w:pPr>
+              <w:pStyle w:val="af7"/>
+              <w:numPr>
+                <w:ilvl w:val="0"/>
+                <w:numId w:val="64"/>
+              </w:numPr>
+              <w:wordWrap w:val="0"/>
+              <w:adjustRightInd w:val="0"/>
+              <w:snapToGrid w:val="0"/>
+              <w:ind w:firstLineChars="0"/>
+              <w:jc w:val="center"/>
+              <w:rPr>
+                <w:szCs w:val="21"/>
+              </w:rPr>
+            </w:pPr>
+          </w:p>
+        </w:tc>
+        <w:tc>
+          <w:tcPr>
+            <w:tcW w:w="1010" w:type="pct"/>
+            <w:vAlign w:val="center"/>
+          </w:tcPr>
+          <w:p>
+            <w:pPr>
+              <w:wordWrap w:val="0"/>
+            </w:pPr>
+            <w:r>
+              <w:t>TE-BTCG-004-2021</w:t>
+            </w:r>
+          </w:p>
+        </w:tc>
+        <w:tc>
+          <w:tcPr>
+            <w:tcW w:w="1960" w:type="pct"/>
+            <w:vAlign w:val="center"/>
+          </w:tcPr>
+          <w:p>
+            <w:r>
+              <w:t>军用软件鉴定测评指南</w:t>
+            </w:r>
+          </w:p>
+        </w:tc>
+        <w:tc>
+          <w:tcPr>
+            <w:tcW w:w="628" w:type="pct"/>
+            <w:vAlign w:val="center"/>
+          </w:tcPr>
+          <w:p>
+            <w:r>
+              <w:t>2021-09</w:t>
+            </w:r>
+          </w:p>
+        </w:tc>
+        <w:tc>
+          <w:tcPr>
+            <w:tcW w:w="1166" w:type="pct"/>
+            <w:vAlign w:val="center"/>
+          </w:tcPr>
+          <w:p>
+            <w:r>
+              <w:t>中央军委装备发展部</w:t>
+            </w:r>
+          </w:p>
+        </w:tc>
+      </w:tr>
+      <w:tr>
+        <w:trPr>
+          <w:trHeight w:val="340"/>
+        </w:trPr>
+        <w:tc>
+          <w:tcPr>
+            <w:tcW w:w="236" w:type="pct"/>
+            <w:vAlign w:val="center"/>
+          </w:tcPr>
+          <w:p>
+            <w:pPr>
+              <w:pStyle w:val="af7"/>
+              <w:numPr>
+                <w:ilvl w:val="0"/>
+                <w:numId w:val="64"/>
+              </w:numPr>
+              <w:wordWrap w:val="0"/>
+              <w:adjustRightInd w:val="0"/>
+              <w:snapToGrid w:val="0"/>
+              <w:ind w:firstLineChars="0"/>
+              <w:jc w:val="center"/>
+              <w:rPr>
+                <w:szCs w:val="21"/>
+              </w:rPr>
+            </w:pPr>
+          </w:p>
+        </w:tc>
+        <w:tc>
+          <w:tcPr>
+            <w:tcW w:w="1010" w:type="pct"/>
+            <w:vAlign w:val="center"/>
+          </w:tcPr>
+          <w:p>
+            <w:pPr>
+              <w:wordWrap w:val="0"/>
+            </w:pPr>
+            <w:r>
+              <w:t>TE-BTCG-007-2021</w:t>
+            </w:r>
+          </w:p>
+        </w:tc>
+        <w:tc>
+          <w:tcPr>
+            <w:tcW w:w="1960" w:type="pct"/>
+            <w:vAlign w:val="center"/>
+          </w:tcPr>
+          <w:p>
+            <w:r>
+              <w:t>军用软件鉴定测评大纲和报告</w:t>
+            </w:r>
+          </w:p>
+        </w:tc>
+        <w:tc>
+          <w:tcPr>
+            <w:tcW w:w="628" w:type="pct"/>
+            <w:vAlign w:val="center"/>
+          </w:tcPr>
+          <w:p>
+            <w:r>
+              <w:t>2021-09</w:t>
+            </w:r>
+          </w:p>
+        </w:tc>
+        <w:tc>
+          <w:tcPr>
+            <w:tcW w:w="1166" w:type="pct"/>
+            <w:vAlign w:val="center"/>
+          </w:tcPr>
+          <w:p>
+            <w:r>
+              <w:t>中央军委装备发展部</w:t>
+            </w:r>
+          </w:p>
+        </w:tc>
+      </w:tr>
+      <w:tr>
+        <w:trPr>
+          <w:trHeight w:val="340"/>
+        </w:trPr>
+        <w:tc>
+          <w:tcPr>
+            <w:tcW w:w="236" w:type="pct"/>
+            <w:vAlign w:val="center"/>
+          </w:tcPr>
+          <w:p>
+            <w:pPr>
+              <w:pStyle w:val="af7"/>
+              <w:numPr>
+                <w:ilvl w:val="0"/>
+                <w:numId w:val="64"/>
+              </w:numPr>
+              <w:wordWrap w:val="0"/>
+              <w:adjustRightInd w:val="0"/>
+              <w:snapToGrid w:val="0"/>
+              <w:ind w:firstLineChars="0"/>
+              <w:jc w:val="center"/>
+              <w:rPr>
+                <w:szCs w:val="21"/>
+              </w:rPr>
+            </w:pPr>
+          </w:p>
+        </w:tc>
+        <w:tc>
+          <w:tcPr>
+            <w:tcW w:w="1010" w:type="pct"/>
+            <w:vAlign w:val="center"/>
+          </w:tcPr>
+          <w:p>
+            <w:pPr>
+              <w:wordWrap w:val="0"/>
+            </w:pPr>
+            <w:r>
+              <w:rPr>
+                <w:szCs w:val="21"/>
+                <w:lang w:val="fr-FR"/>
+              </w:rPr>
+              <w:t>GJB 2786A-2009</w:t>
+            </w:r>
+          </w:p>
+        </w:tc>
+        <w:tc>
+          <w:tcPr>
+            <w:tcW w:w="1960" w:type="pct"/>
+            <w:vAlign w:val="center"/>
+          </w:tcPr>
+          <w:p>
+            <w:r>
+              <w:rPr>
+                <w:szCs w:val="21"/>
+                <w:lang w:val="fr-FR"/>
+              </w:rPr>
+              <w:t>军用软件开发通用要求</w:t>
+            </w:r>
+          </w:p>
+        </w:tc>
+        <w:tc>
+          <w:tcPr>
+            <w:tcW w:w="628" w:type="pct"/>
+            <w:vAlign w:val="center"/>
+          </w:tcPr>
+          <w:p>
+            <w:r>
+              <w:rPr>
+                <w:szCs w:val="21"/>
+              </w:rPr>
+              <w:t>2009-08</w:t>
+            </w:r>
+          </w:p>
+        </w:tc>
+        <w:tc>
+          <w:tcPr>
+            <w:tcW w:w="1166" w:type="pct"/>
+            <w:vAlign w:val="center"/>
+          </w:tcPr>
+          <w:p>
+            <w:r>
+              <w:rPr>
+                <w:szCs w:val="21"/>
+              </w:rPr>
+              <w:t>原总装备部</w:t>
+            </w:r>
+          </w:p>
+        </w:tc>
+      </w:tr>
+      <w:tr>
+        <w:trPr>
+          <w:trHeight w:val="340"/>
+        </w:trPr>
+        <w:tc>
+          <w:tcPr>
+            <w:tcW w:w="236" w:type="pct"/>
+            <w:vAlign w:val="center"/>
+          </w:tcPr>
+          <w:p>
+            <w:pPr>
+              <w:pStyle w:val="af7"/>
+              <w:numPr>
+                <w:ilvl w:val="0"/>
+                <w:numId w:val="64"/>
+              </w:numPr>
+              <w:wordWrap w:val="0"/>
+              <w:adjustRightInd w:val="0"/>
+              <w:snapToGrid w:val="0"/>
+              <w:ind w:firstLineChars="0"/>
+              <w:jc w:val="center"/>
+              <w:rPr>
+                <w:szCs w:val="21"/>
+              </w:rPr>
+            </w:pPr>
+          </w:p>
+        </w:tc>
+        <w:tc>
+          <w:tcPr>
+            <w:tcW w:w="1010" w:type="pct"/>
+            <w:vAlign w:val="center"/>
+          </w:tcPr>
+          <w:p>
+            <w:pPr>
+              <w:wordWrap w:val="0"/>
+              <w:rPr>
+                <w:szCs w:val="21"/>
+                <w:lang w:val="fr-FR"/>
+              </w:rPr>
+            </w:pPr>
+            <w:r>
+              <w:t>GJB438C-2021</w:t>
+            </w:r>
+          </w:p>
+        </w:tc>
+        <w:tc>
+          <w:tcPr>
+            <w:tcW w:w="1960" w:type="pct"/>
+            <w:vAlign w:val="center"/>
+          </w:tcPr>
+          <w:p>
+            <w:pPr>
+              <w:rPr>
+                <w:szCs w:val="21"/>
+                <w:lang w:val="fr-FR"/>
+              </w:rPr>
+            </w:pPr>
+            <w:r>
+              <w:t>军用软件开发文档通用要求</w:t>
+            </w:r>
+          </w:p>
+        </w:tc>
+        <w:tc>
+          <w:tcPr>
+            <w:tcW w:w="628" w:type="pct"/>
+            <w:vAlign w:val="center"/>
           </w:tcPr>
           <w:p>
             <w:pPr>
@@ -554,47 +943,48 @@
               </w:rPr>
             </w:pPr>
             <w:r>
-              <w:rPr>
-                <w:rFonts w:hint="eastAsia"/>
-                <w:szCs w:val="21"/>
-              </w:rPr>
-              <w:t xml:space="preserve">2021-09</w:t>
+              <w:t>2022-03</w:t>
             </w:r>
           </w:p>
         </w:tc>
         <w:tc>
           <w:tcPr>
-            <w:tcW w:w="893" w:type="pct"/>
+            <w:tcW w:w="1166" w:type="pct"/>
+            <w:vAlign w:val="center"/>
           </w:tcPr>
           <w:p>
             <w:pPr>
-              <w:jc w:val="left"/>
               <w:rPr>
-                <w:color w:val="000000"/>
                 <w:szCs w:val="21"/>
               </w:rPr>
             </w:pPr>
             <w:r>
-              <w:rPr>
-                <w:rFonts w:hint="eastAsia"/>
-                <w:szCs w:val="21"/>
-              </w:rPr>
-              <w:t xml:space="preserve">中央军委装备发展部</w:t>
+              <w:t>中央军委装备发展部</w:t>
             </w:r>
           </w:p>
         </w:tc>
       </w:tr>
       <w:tr>
+        <w:trPr>
+          <w:trHeight w:val="340"/>
+        </w:trPr>
         <w:tc>
           <w:tcPr>
-            <w:tcW w:w="313" w:type="pct"/>
+            <w:tcW w:w="236" w:type="pct"/>
+            <w:vAlign w:val="center"/>
           </w:tcPr>
           <w:p>
             <w:pPr>
+              <w:pStyle w:val="af7"/>
               <w:numPr>
                 <w:ilvl w:val="0"/>
-                <w:numId w:val="3"/>
+                <w:numId w:val="64"/>
               </w:numPr>
+              <w:wordWrap w:val="0"/>
+              <w:adjustRightInd w:val="0"/>
+              <w:snapToGrid w:val="0"/>
+              <w:ind w:firstLineChars="0"/>
+              <w:jc w:val="center"/>
               <w:rPr>
                 <w:szCs w:val="21"/>
               </w:rPr>
@@ -603,93 +993,922 @@
         </w:tc>
         <w:tc>
           <w:tcPr>
-            <w:tcW w:w="1560" w:type="pct"/>
+            <w:tcW w:w="1010" w:type="pct"/>
+            <w:vAlign w:val="center"/>
           </w:tcPr>
           <w:p>
             <w:pPr>
-              <w:jc w:val="left"/>
+              <w:wordWrap w:val="0"/>
+            </w:pPr>
+            <w:r>
+              <w:t>GJB 9764-2020</w:t>
+            </w:r>
+          </w:p>
+        </w:tc>
+        <w:tc>
+          <w:tcPr>
+            <w:tcW w:w="1960" w:type="pct"/>
+            <w:vAlign w:val="center"/>
+          </w:tcPr>
+          <w:p>
+            <w:r>
+              <w:t>军用可编程逻辑器件软件文档编制规范</w:t>
+            </w:r>
+          </w:p>
+        </w:tc>
+        <w:tc>
+          <w:tcPr>
+            <w:tcW w:w="628" w:type="pct"/>
+            <w:vAlign w:val="center"/>
+          </w:tcPr>
+          <w:p>
+            <w:r>
+              <w:t>2020-06</w:t>
+            </w:r>
+          </w:p>
+        </w:tc>
+        <w:tc>
+          <w:tcPr>
+            <w:tcW w:w="1166" w:type="pct"/>
+            <w:vAlign w:val="center"/>
+          </w:tcPr>
+          <w:p>
+            <w:r>
               <w:rPr>
+                <w:lang w:bidi="en-US"/>
+              </w:rPr>
+              <w:t>中央军委装备发展部</w:t>
+            </w:r>
+          </w:p>
+        </w:tc>
+      </w:tr>
+      <w:tr>
+        <w:trPr>
+          <w:trHeight w:val="340"/>
+        </w:trPr>
+        <w:tc>
+          <w:tcPr>
+            <w:tcW w:w="236" w:type="pct"/>
+            <w:vAlign w:val="center"/>
+          </w:tcPr>
+          <w:p>
+            <w:pPr>
+              <w:pStyle w:val="af7"/>
+              <w:numPr>
+                <w:ilvl w:val="0"/>
+                <w:numId w:val="64"/>
+              </w:numPr>
+              <w:wordWrap w:val="0"/>
+              <w:adjustRightInd w:val="0"/>
+              <w:snapToGrid w:val="0"/>
+              <w:ind w:firstLineChars="0"/>
+              <w:jc w:val="center"/>
+              <w:rPr>
+                <w:szCs w:val="21"/>
+              </w:rPr>
+            </w:pPr>
+          </w:p>
+        </w:tc>
+        <w:tc>
+          <w:tcPr>
+            <w:tcW w:w="1010" w:type="pct"/>
+            <w:vAlign w:val="center"/>
+          </w:tcPr>
+          <w:p>
+            <w:pPr>
+              <w:wordWrap w:val="0"/>
+            </w:pPr>
+            <w:r>
+              <w:t>GJB 9432-2018</w:t>
+            </w:r>
+          </w:p>
+        </w:tc>
+        <w:tc>
+          <w:tcPr>
+            <w:tcW w:w="1960" w:type="pct"/>
+            <w:vAlign w:val="center"/>
+          </w:tcPr>
+          <w:p>
+            <w:r>
+              <w:t>军用可编程逻辑器件软件开发通用要求</w:t>
+            </w:r>
+          </w:p>
+        </w:tc>
+        <w:tc>
+          <w:tcPr>
+            <w:tcW w:w="628" w:type="pct"/>
+            <w:vAlign w:val="center"/>
+          </w:tcPr>
+          <w:p>
+            <w:r>
+              <w:t>2018-03</w:t>
+            </w:r>
+          </w:p>
+        </w:tc>
+        <w:tc>
+          <w:tcPr>
+            <w:tcW w:w="1166" w:type="pct"/>
+            <w:vAlign w:val="center"/>
+          </w:tcPr>
+          <w:p>
+            <w:pPr>
+              <w:rPr>
+                <w:lang w:bidi="en-US"/>
+              </w:rPr>
+            </w:pPr>
+            <w:r>
+              <w:rPr>
+                <w:lang w:bidi="en-US"/>
+              </w:rPr>
+              <w:t>中央军委装备发展部</w:t>
+            </w:r>
+          </w:p>
+        </w:tc>
+      </w:tr>
+      <w:tr>
+        <w:trPr>
+          <w:trHeight w:val="340"/>
+        </w:trPr>
+        <w:tc>
+          <w:tcPr>
+            <w:tcW w:w="236" w:type="pct"/>
+            <w:vAlign w:val="center"/>
+          </w:tcPr>
+          <w:p>
+            <w:pPr>
+              <w:pStyle w:val="af7"/>
+              <w:numPr>
+                <w:ilvl w:val="0"/>
+                <w:numId w:val="64"/>
+              </w:numPr>
+              <w:wordWrap w:val="0"/>
+              <w:adjustRightInd w:val="0"/>
+              <w:snapToGrid w:val="0"/>
+              <w:ind w:firstLineChars="0"/>
+              <w:jc w:val="center"/>
+              <w:rPr>
+                <w:szCs w:val="21"/>
+              </w:rPr>
+            </w:pPr>
+          </w:p>
+        </w:tc>
+        <w:tc>
+          <w:tcPr>
+            <w:tcW w:w="1010" w:type="pct"/>
+            <w:vAlign w:val="center"/>
+          </w:tcPr>
+          <w:p>
+            <w:pPr>
+              <w:wordWrap w:val="0"/>
+            </w:pPr>
+            <w:r>
+              <w:t>GJB 9433-2018</w:t>
+            </w:r>
+          </w:p>
+        </w:tc>
+        <w:tc>
+          <w:tcPr>
+            <w:tcW w:w="1960" w:type="pct"/>
+            <w:vAlign w:val="center"/>
+          </w:tcPr>
+          <w:p>
+            <w:r>
+              <w:t>军用可编程逻辑器件软件测试要求</w:t>
+            </w:r>
+          </w:p>
+        </w:tc>
+        <w:tc>
+          <w:tcPr>
+            <w:tcW w:w="628" w:type="pct"/>
+            <w:vAlign w:val="center"/>
+          </w:tcPr>
+          <w:p>
+            <w:r>
+              <w:t>2018-03</w:t>
+            </w:r>
+          </w:p>
+        </w:tc>
+        <w:tc>
+          <w:tcPr>
+            <w:tcW w:w="1166" w:type="pct"/>
+            <w:vAlign w:val="center"/>
+          </w:tcPr>
+          <w:p>
+            <w:pPr>
+              <w:rPr>
+                <w:lang w:bidi="en-US"/>
+              </w:rPr>
+            </w:pPr>
+            <w:r>
+              <w:rPr>
+                <w:lang w:bidi="en-US"/>
+              </w:rPr>
+              <w:t>中央军委装备发展部</w:t>
+            </w:r>
+          </w:p>
+        </w:tc>
+      </w:tr>
+      <w:tr>
+        <w:trPr>
+          <w:trHeight w:val="340"/>
+        </w:trPr>
+        <w:tc>
+          <w:tcPr>
+            <w:tcW w:w="236" w:type="pct"/>
+            <w:vAlign w:val="center"/>
+          </w:tcPr>
+          <w:p>
+            <w:pPr>
+              <w:pStyle w:val="af7"/>
+              <w:numPr>
+                <w:ilvl w:val="0"/>
+                <w:numId w:val="64"/>
+              </w:numPr>
+              <w:wordWrap w:val="0"/>
+              <w:adjustRightInd w:val="0"/>
+              <w:snapToGrid w:val="0"/>
+              <w:ind w:firstLineChars="0"/>
+              <w:jc w:val="center"/>
+              <w:rPr>
+                <w:szCs w:val="21"/>
+              </w:rPr>
+            </w:pPr>
+          </w:p>
+        </w:tc>
+        <w:tc>
+          <w:tcPr>
+            <w:tcW w:w="1010" w:type="pct"/>
+            <w:vAlign w:val="center"/>
+          </w:tcPr>
+          <w:p>
+            <w:pPr>
+              <w:wordWrap w:val="0"/>
+            </w:pPr>
+            <w:r>
+              <w:rPr>
+                <w:snapToGrid w:val="0"/>
+                <w:szCs w:val="24"/>
+              </w:rPr>
+              <w:t>GJB 9765-2020</w:t>
+            </w:r>
+          </w:p>
+        </w:tc>
+        <w:tc>
+          <w:tcPr>
+            <w:tcW w:w="1960" w:type="pct"/>
+            <w:vAlign w:val="center"/>
+          </w:tcPr>
+          <w:p>
+            <w:r>
+              <w:rPr>
+                <w:snapToGrid w:val="0"/>
+                <w:szCs w:val="24"/>
+              </w:rPr>
+              <w:t>军用可编程逻辑器件软件编程语言安全子集</w:t>
+            </w:r>
+            <w:r>
+              <w:rPr>
+                <w:snapToGrid w:val="0"/>
+                <w:szCs w:val="24"/>
+              </w:rPr>
+              <w:t>-VHDL</w:t>
+            </w:r>
+            <w:r>
+              <w:rPr>
+                <w:snapToGrid w:val="0"/>
+                <w:szCs w:val="24"/>
+              </w:rPr>
+              <w:t>语言篇</w:t>
+            </w:r>
+          </w:p>
+        </w:tc>
+        <w:tc>
+          <w:tcPr>
+            <w:tcW w:w="628" w:type="pct"/>
+            <w:vAlign w:val="center"/>
+          </w:tcPr>
+          <w:p>
+            <w:r>
+              <w:rPr>
+                <w:snapToGrid w:val="0"/>
+                <w:szCs w:val="24"/>
+              </w:rPr>
+              <w:t>2020-06</w:t>
+            </w:r>
+          </w:p>
+        </w:tc>
+        <w:tc>
+          <w:tcPr>
+            <w:tcW w:w="1166" w:type="pct"/>
+            <w:vAlign w:val="center"/>
+          </w:tcPr>
+          <w:p>
+            <w:pPr>
+              <w:rPr>
+                <w:lang w:bidi="en-US"/>
+              </w:rPr>
+            </w:pPr>
+            <w:r>
+              <w:rPr>
+                <w:snapToGrid w:val="0"/>
+                <w:szCs w:val="24"/>
+              </w:rPr>
+              <w:t>中央军委装备发展部</w:t>
+            </w:r>
+          </w:p>
+        </w:tc>
+      </w:tr>
+      <w:tr>
+        <w:trPr>
+          <w:trHeight w:val="340"/>
+        </w:trPr>
+        <w:tc>
+          <w:tcPr>
+            <w:tcW w:w="236" w:type="pct"/>
+            <w:vAlign w:val="center"/>
+          </w:tcPr>
+          <w:p>
+            <w:pPr>
+              <w:pStyle w:val="af7"/>
+              <w:numPr>
+                <w:ilvl w:val="0"/>
+                <w:numId w:val="64"/>
+              </w:numPr>
+              <w:wordWrap w:val="0"/>
+              <w:adjustRightInd w:val="0"/>
+              <w:snapToGrid w:val="0"/>
+              <w:ind w:firstLineChars="0"/>
+              <w:jc w:val="center"/>
+              <w:rPr>
+                <w:szCs w:val="21"/>
+              </w:rPr>
+            </w:pPr>
+          </w:p>
+        </w:tc>
+        <w:tc>
+          <w:tcPr>
+            <w:tcW w:w="1010" w:type="pct"/>
+            <w:vAlign w:val="center"/>
+          </w:tcPr>
+          <w:p>
+            <w:pPr>
+              <w:wordWrap w:val="0"/>
+              <w:rPr>
+                <w:snapToGrid w:val="0"/>
+                <w:szCs w:val="24"/>
+              </w:rPr>
+            </w:pPr>
+            <w:r>
+              <w:rPr>
+                <w:szCs w:val="21"/>
+              </w:rPr>
+              <w:t>QJ3027A-2016</w:t>
+            </w:r>
+          </w:p>
+        </w:tc>
+        <w:tc>
+          <w:tcPr>
+            <w:tcW w:w="1960" w:type="pct"/>
+            <w:vAlign w:val="center"/>
+          </w:tcPr>
+          <w:p>
+            <w:pPr>
+              <w:rPr>
+                <w:snapToGrid w:val="0"/>
+                <w:szCs w:val="24"/>
+              </w:rPr>
+            </w:pPr>
+            <w:r>
+              <w:rPr>
+                <w:szCs w:val="21"/>
+              </w:rPr>
+              <w:t>航天型号软件测试规范</w:t>
+            </w:r>
+          </w:p>
+        </w:tc>
+        <w:tc>
+          <w:tcPr>
+            <w:tcW w:w="628" w:type="pct"/>
+            <w:vAlign w:val="center"/>
+          </w:tcPr>
+          <w:p>
+            <w:pPr>
+              <w:rPr>
+                <w:snapToGrid w:val="0"/>
+                <w:szCs w:val="24"/>
+              </w:rPr>
+            </w:pPr>
+            <w:r>
+              <w:rPr>
+                <w:szCs w:val="21"/>
+              </w:rPr>
+              <w:t>2016-01</w:t>
+            </w:r>
+          </w:p>
+        </w:tc>
+        <w:tc>
+          <w:tcPr>
+            <w:tcW w:w="1166" w:type="pct"/>
+            <w:vAlign w:val="center"/>
+          </w:tcPr>
+          <w:p>
+            <w:pPr>
+              <w:rPr>
+                <w:snapToGrid w:val="0"/>
+                <w:szCs w:val="24"/>
+              </w:rPr>
+            </w:pPr>
+            <w:r>
+              <w:rPr>
+                <w:szCs w:val="21"/>
+              </w:rPr>
+              <w:t>国家国防科技工业局</w:t>
+            </w:r>
+          </w:p>
+        </w:tc>
+      </w:tr>
+    </w:tbl>
+    <w:p/>
+    <w:p>
+      <w:pPr>
+        <w:pStyle w:val="4"/>
+        <w:rPr>
+          <w:sz w:val="24"/>
+          <w:szCs w:val="24"/>
+        </w:rPr>
+      </w:pPr>
+      <w:r>
+        <w:rPr>
+          <w:rFonts w:hint="eastAsia"/>
+          <w:sz w:val="24"/>
+          <w:szCs w:val="24"/>
+        </w:rPr>
+        <w:t>顶层技术文件</w:t>
+      </w:r>
+    </w:p>
+    <w:p>
+      <w:pPr>
+        <w:pStyle w:val="RC"/>
+        <w:adjustRightInd w:val="0"/>
+        <w:rPr>
+          <w:rFonts w:cs="Times New Roman"/>
+        </w:rPr>
+      </w:pPr>
+      <w:r>
+        <w:rPr>
+          <w:rFonts w:cs="Times New Roman"/>
+        </w:rPr>
+        <w:t>测评工作依据的顶层技术文件见</w:t>
+      </w:r>
+      <w:r>
+        <w:rPr>
+          <w:rFonts w:cs="Times New Roman" w:hint="eastAsia"/>
+        </w:rPr>
+        <w:t>下表</w:t>
+      </w:r>
+      <w:r>
+        <w:rPr>
+          <w:rFonts w:cs="Times New Roman"/>
+        </w:rPr>
+        <w:t>。</w:t>
+      </w:r>
+    </w:p>
+    <w:p>
+      <w:pPr>
+        <w:spacing w:line="360" w:lineRule="auto"/>
+        <w:jc w:val="center"/>
+        <w:rPr>
+          <w:rFonts w:eastAsia="黑体"/>
+          <w:szCs w:val="21"/>
+        </w:rPr>
+      </w:pPr>
+      <w:r>
+        <w:rPr>
+          <w:rFonts w:eastAsia="黑体"/>
+          <w:szCs w:val="21"/>
+        </w:rPr>
+        <w:t>表</w:t>
+      </w:r>
+      <w:r>
+        <w:rPr>
+          <w:rFonts w:eastAsia="黑体"/>
+          <w:szCs w:val="21"/>
+        </w:rPr>
+        <w:fldChar w:fldCharType="begin"/>
+      </w:r>
+      <w:r>
+        <w:rPr>
+          <w:rFonts w:eastAsia="黑体"/>
+          <w:szCs w:val="21"/>
+        </w:rPr>
+        <w:instrText xml:space="preserve"> STYLEREF 1 \s </w:instrText>
+      </w:r>
+      <w:r>
+        <w:rPr>
+          <w:rFonts w:eastAsia="黑体"/>
+          <w:szCs w:val="21"/>
+        </w:rPr>
+        <w:fldChar w:fldCharType="separate"/>
+      </w:r>
+      <w:r>
+        <w:rPr>
+          <w:rFonts w:eastAsia="黑体"/>
+          <w:noProof/>
+          <w:szCs w:val="21"/>
+        </w:rPr>
+        <w:t>1</w:t>
+      </w:r>
+      <w:r>
+        <w:rPr>
+          <w:rFonts w:eastAsia="黑体"/>
+          <w:szCs w:val="21"/>
+        </w:rPr>
+        <w:fldChar w:fldCharType="end"/>
+      </w:r>
+      <w:r>
+        <w:rPr>
+          <w:rFonts w:eastAsia="黑体"/>
+          <w:szCs w:val="21"/>
+        </w:rPr>
+        <w:noBreakHyphen/>
+      </w:r>
+      <w:r>
+        <w:rPr>
+          <w:rFonts w:eastAsia="黑体"/>
+          <w:szCs w:val="21"/>
+        </w:rPr>
+        <w:fldChar w:fldCharType="begin"/>
+      </w:r>
+      <w:r>
+        <w:rPr>
+          <w:rFonts w:eastAsia="黑体"/>
+          <w:szCs w:val="21"/>
+        </w:rPr>
+        <w:instrText xml:space="preserve"> SEQ </w:instrText>
+      </w:r>
+      <w:r>
+        <w:rPr>
+          <w:rFonts w:eastAsia="黑体"/>
+          <w:szCs w:val="21"/>
+        </w:rPr>
+        <w:instrText>表</w:instrText>
+      </w:r>
+      <w:r>
+        <w:rPr>
+          <w:rFonts w:eastAsia="黑体"/>
+          <w:szCs w:val="21"/>
+        </w:rPr>
+        <w:instrText xml:space="preserve"> \* ARABIC \s 1 </w:instrText>
+      </w:r>
+      <w:r>
+        <w:rPr>
+          <w:rFonts w:eastAsia="黑体"/>
+          <w:szCs w:val="21"/>
+        </w:rPr>
+        <w:fldChar w:fldCharType="separate"/>
+      </w:r>
+      <w:r>
+        <w:rPr>
+          <w:rFonts w:eastAsia="黑体"/>
+          <w:noProof/>
+          <w:szCs w:val="21"/>
+        </w:rPr>
+        <w:t>2</w:t>
+      </w:r>
+      <w:r>
+        <w:rPr>
+          <w:rFonts w:eastAsia="黑体"/>
+          <w:szCs w:val="21"/>
+        </w:rPr>
+        <w:fldChar w:fldCharType="end"/>
+      </w:r>
+      <w:r>
+        <w:rPr>
+          <w:rFonts w:eastAsia="黑体" w:hint="eastAsia"/>
+          <w:szCs w:val="21"/>
+        </w:rPr>
+        <w:t>依据的顶层技术文件</w:t>
+      </w:r>
+    </w:p>
+    <w:tbl>
+      <w:tblPr>
+        <w:tblW w:w="5000" w:type="pct"/>
+        <w:tblBorders>
+          <w:top w:val="single" w:sz="12" w:space="0" w:color="auto"/>
+          <w:left w:val="single" w:sz="12" w:space="0" w:color="auto"/>
+          <w:bottom w:val="single" w:sz="12" w:space="0" w:color="auto"/>
+          <w:right w:val="single" w:sz="12" w:space="0" w:color="auto"/>
+          <w:insideH w:val="single" w:sz="6" w:space="0" w:color="auto"/>
+          <w:insideV w:val="single" w:sz="6" w:space="0" w:color="auto"/>
+        </w:tblBorders>
+        <w:tblLook w:val="0000" w:firstRow="0" w:lastRow="0" w:firstColumn="0" w:lastColumn="0" w:noHBand="0" w:noVBand="0"/>
+      </w:tblPr>
+      <w:tblGrid>
+        <w:gridCol w:w="429"/>
+        <w:gridCol w:w="1825"/>
+        <w:gridCol w:w="3544"/>
+        <w:gridCol w:w="1134"/>
+        <w:gridCol w:w="2108"/>
+      </w:tblGrid>
+      <w:tr>
+        <w:trPr>
+          <w:trHeight w:val="340"/>
+        </w:trPr>
+        <w:tc>
+          <w:tcPr>
+            <w:tcW w:w="237" w:type="pct"/>
+            <w:vAlign w:val="center"/>
+          </w:tcPr>
+          <w:p>
+            <w:pPr>
+              <w:tabs>
+                <w:tab w:val="left" w:pos="6706"/>
+              </w:tabs>
+              <w:jc w:val="center"/>
+              <w:rPr>
+                <w:rFonts w:eastAsia="黑体"/>
                 <w:szCs w:val="21"/>
               </w:rPr>
             </w:pPr>
             <w:r>
               <w:rPr>
-                <w:rFonts w:hint="eastAsia"/>
+                <w:rFonts w:eastAsia="黑体"/>
                 <w:szCs w:val="21"/>
               </w:rPr>
-              <w:t xml:space="preserve">军用软件开发文档通用要求</w:t>
+              <w:t>序号</w:t>
             </w:r>
           </w:p>
         </w:tc>
         <w:tc>
           <w:tcPr>
-            <w:tcW w:w="1497" w:type="pct"/>
+            <w:tcW w:w="1009" w:type="pct"/>
+            <w:vAlign w:val="center"/>
           </w:tcPr>
           <w:p>
             <w:pPr>
-              <w:jc w:val="left"/>
+              <w:tabs>
+                <w:tab w:val="left" w:pos="6706"/>
+              </w:tabs>
+              <w:jc w:val="center"/>
               <w:rPr>
+                <w:rFonts w:eastAsia="黑体"/>
                 <w:szCs w:val="21"/>
               </w:rPr>
             </w:pPr>
             <w:r>
               <w:rPr>
-                <w:rFonts w:hint="eastAsia"/>
-                <w:szCs w:val="21"/>
+                <w:rFonts w:eastAsia="黑体"/>
               </w:rPr>
-              <w:t xml:space="preserve">GJB 438C-2021</w:t>
+              <w:t>标识</w:t>
             </w:r>
           </w:p>
         </w:tc>
         <w:tc>
           <w:tcPr>
-            <w:tcW w:w="737" w:type="pct"/>
+            <w:tcW w:w="1960" w:type="pct"/>
+            <w:vAlign w:val="center"/>
           </w:tcPr>
           <w:p>
             <w:pPr>
+              <w:tabs>
+                <w:tab w:val="left" w:pos="6706"/>
+              </w:tabs>
+              <w:jc w:val="center"/>
               <w:rPr>
+                <w:rFonts w:eastAsia="黑体"/>
                 <w:szCs w:val="21"/>
               </w:rPr>
             </w:pPr>
             <w:r>
               <w:rPr>
-                <w:rFonts w:hint="eastAsia"/>
-                <w:szCs w:val="21"/>
+                <w:rFonts w:eastAsia="黑体"/>
               </w:rPr>
-              <w:t xml:space="preserve">2022-03-01</w:t>
+              <w:t>文件</w:t>
+            </w:r>
+            <w:r>
+              <w:rPr>
+                <w:rFonts w:eastAsia="黑体"/>
+              </w:rPr>
+              <w:t>/</w:t>
+            </w:r>
+            <w:r>
+              <w:rPr>
+                <w:rFonts w:eastAsia="黑体"/>
+              </w:rPr>
+              <w:t>标准名称</w:t>
             </w:r>
           </w:p>
         </w:tc>
         <w:tc>
           <w:tcPr>
-            <w:tcW w:w="893" w:type="pct"/>
+            <w:tcW w:w="627" w:type="pct"/>
+            <w:vAlign w:val="center"/>
           </w:tcPr>
           <w:p>
             <w:pPr>
-              <w:jc w:val="left"/>
+              <w:tabs>
+                <w:tab w:val="left" w:pos="6706"/>
+              </w:tabs>
+              <w:jc w:val="center"/>
               <w:rPr>
-                <w:color w:val="000000"/>
+                <w:rFonts w:eastAsia="黑体"/>
                 <w:szCs w:val="21"/>
               </w:rPr>
             </w:pPr>
             <w:r>
               <w:rPr>
-                <w:rFonts w:hint="eastAsia"/>
+                <w:rFonts w:eastAsia="黑体"/>
                 <w:szCs w:val="21"/>
               </w:rPr>
-              <w:t xml:space="preserve">中央军委装备发展部</w:t>
+              <w:t>发布日期</w:t>
+            </w:r>
+          </w:p>
+        </w:tc>
+        <w:tc>
+          <w:tcPr>
+            <w:tcW w:w="1166" w:type="pct"/>
+            <w:vAlign w:val="center"/>
+          </w:tcPr>
+          <w:p>
+            <w:pPr>
+              <w:tabs>
+                <w:tab w:val="left" w:pos="6706"/>
+              </w:tabs>
+              <w:jc w:val="center"/>
+              <w:rPr>
+                <w:rFonts w:eastAsia="黑体"/>
+                <w:szCs w:val="21"/>
+              </w:rPr>
+            </w:pPr>
+            <w:r>
+              <w:rPr>
+                <w:rFonts w:eastAsia="黑体"/>
+              </w:rPr>
+              <w:t>颁布单位</w:t>
             </w:r>
           </w:p>
         </w:tc>
       </w:tr>
+      <w:tr>
+        <w:trPr>
+          <w:trHeight w:val="340"/>
+        </w:trPr>
+        <w:tc>
+          <w:tcPr>
+            <w:tcW w:w="237" w:type="pct"/>
+            <w:vAlign w:val="center"/>
+          </w:tcPr>
+          <w:p>
+            <w:pPr>
+              <w:numPr>
+                <w:ilvl w:val="0"/>
+                <w:numId w:val="12"/>
+              </w:numPr>
+              <w:jc w:val="center"/>
+              <w:rPr>
+                <w:szCs w:val="21"/>
+              </w:rPr>
+            </w:pPr>
+          </w:p>
+        </w:tc>
+        <w:tc>
+          <w:tcPr>
+            <w:tcW w:w="1009" w:type="pct"/>
+            <w:vAlign w:val="center"/>
+          </w:tcPr>
+          <w:p>
+            <w:pPr>
+              <w:jc w:val="center"/>
+              <w:rPr>
+                <w:szCs w:val="21"/>
+              </w:rPr>
+            </w:pPr>
+          </w:p>
+        </w:tc>
+        <w:tc>
+          <w:tcPr>
+            <w:tcW w:w="1960" w:type="pct"/>
+            <w:vAlign w:val="center"/>
+          </w:tcPr>
+          <w:p>
+            <w:pPr>
+              <w:jc w:val="center"/>
+              <w:rPr>
+                <w:szCs w:val="21"/>
+              </w:rPr>
+            </w:pPr>
+          </w:p>
+        </w:tc>
+        <w:tc>
+          <w:tcPr>
+            <w:tcW w:w="627" w:type="pct"/>
+            <w:vAlign w:val="center"/>
+          </w:tcPr>
+          <w:p>
+            <w:pPr>
+              <w:jc w:val="center"/>
+              <w:rPr>
+                <w:szCs w:val="21"/>
+              </w:rPr>
+            </w:pPr>
+          </w:p>
+        </w:tc>
+        <w:tc>
+          <w:tcPr>
+            <w:tcW w:w="1166" w:type="pct"/>
+            <w:vAlign w:val="center"/>
+          </w:tcPr>
+          <w:p>
+            <w:pPr>
+              <w:jc w:val="center"/>
+              <w:rPr>
+                <w:szCs w:val="24"/>
+              </w:rPr>
+            </w:pPr>
+          </w:p>
+        </w:tc>
+      </w:tr>
+      <w:tr>
+        <w:trPr>
+          <w:trHeight w:val="340"/>
+        </w:trPr>
+        <w:tc>
+          <w:tcPr>
+            <w:tcW w:w="237" w:type="pct"/>
+            <w:vAlign w:val="center"/>
+          </w:tcPr>
+          <w:p>
+            <w:pPr>
+              <w:numPr>
+                <w:ilvl w:val="0"/>
+                <w:numId w:val="12"/>
+              </w:numPr>
+              <w:jc w:val="center"/>
+              <w:rPr>
+                <w:szCs w:val="21"/>
+              </w:rPr>
+            </w:pPr>
+          </w:p>
+        </w:tc>
+        <w:tc>
+          <w:tcPr>
+            <w:tcW w:w="1009" w:type="pct"/>
+            <w:vAlign w:val="center"/>
+          </w:tcPr>
+          <w:p>
+            <w:pPr>
+              <w:jc w:val="center"/>
+              <w:rPr>
+                <w:szCs w:val="21"/>
+              </w:rPr>
+            </w:pPr>
+          </w:p>
+        </w:tc>
+        <w:tc>
+          <w:tcPr>
+            <w:tcW w:w="1960" w:type="pct"/>
+            <w:vAlign w:val="center"/>
+          </w:tcPr>
+          <w:p>
+            <w:pPr>
+              <w:jc w:val="center"/>
+              <w:rPr>
+                <w:szCs w:val="21"/>
+              </w:rPr>
+            </w:pPr>
+          </w:p>
+        </w:tc>
+        <w:tc>
+          <w:tcPr>
+            <w:tcW w:w="627" w:type="pct"/>
+            <w:vAlign w:val="center"/>
+          </w:tcPr>
+          <w:p>
+            <w:pPr>
+              <w:jc w:val="center"/>
+              <w:rPr>
+                <w:szCs w:val="21"/>
+              </w:rPr>
+            </w:pPr>
+          </w:p>
+        </w:tc>
+        <w:tc>
+          <w:tcPr>
+            <w:tcW w:w="1166" w:type="pct"/>
+            <w:vAlign w:val="center"/>
+          </w:tcPr>
+          <w:p>
+            <w:pPr>
+              <w:jc w:val="center"/>
+              <w:rPr>
+                <w:szCs w:val="24"/>
+              </w:rPr>
+            </w:pPr>
+          </w:p>
+        </w:tc>
+      </w:tr>
     </w:tbl>
-    <w:p>
-      <w:pPr>
-        <w:rPr>
-          <w:rFonts w:hint="eastAsia"/>
-        </w:rPr>
-      </w:pPr>
-    </w:p>
+    <w:p/>
     <w:sectPr>
       <w:headerReference w:type="even" r:id="rId8"/>
       <w:footerReference w:type="even" r:id="rId9"/>
@@ -704,7 +1923,7 @@
 </file>
 
 <file path=word/endnotes.xml><?xml version="1.0" encoding="utf-8"?>
-<w:endnotes xmlns:wpc="http://schemas.microsoft.com/office/word/2010/wordprocessingCanvas" xmlns:cx="http://schemas.microsoft.com/office/drawing/2014/chartex" xmlns:cx1="http://schemas.microsoft.com/office/drawing/2015/9/8/chartex" xmlns:cx2="http://schemas.microsoft.com/office/drawing/2015/10/21/chartex" xmlns:cx3="http://schemas.microsoft.com/office/drawing/2016/5/9/chartex" xmlns:cx4="http://schemas.microsoft.com/office/drawing/2016/5/10/chartex" xmlns:cx5="http://schemas.microsoft.com/office/drawing/2016/5/11/chartex" xmlns:cx6="http://schemas.microsoft.com/office/drawing/2016/5/12/chartex" xmlns:cx7="http://schemas.microsoft.com/office/drawing/2016/5/13/chartex" xmlns:cx8="http://schemas.microsoft.com/office/drawing/2016/5/14/chartex" xmlns:mc="http://schemas.openxmlformats.org/markup-compatibility/2006" xmlns:aink="http://schemas.microsoft.com/office/drawing/2016/ink" xmlns:am3d="http://schemas.microsoft.com/office/drawing/2017/model3d" xmlns:o="urn:schemas-microsoft-com:office:office" xmlns:oel="http://schemas.microsoft.com/office/2019/extlst" xmlns:r="http://schemas.openxmlformats.org/officeDocument/2006/relationships" xmlns:m="http://schemas.openxmlformats.org/officeDocument/2006/math" xmlns:v="urn:schemas-microsoft-com:vml" xmlns:wp14="http://schemas.microsoft.com/office/word/2010/wordprocessingDrawing" xmlns:wp="http://schemas.openxmlformats.org/drawingml/2006/wordprocessingDrawing" xmlns:w10="urn:schemas-microsoft-com:office:word" xmlns:w="http://schemas.openxmlformats.org/wordprocessingml/2006/main" xmlns:w14="http://schemas.microsoft.com/office/word/2010/wordml" xmlns:w15="http://schemas.microsoft.com/office/word/2012/wordml" xmlns:w16cex="http://schemas.microsoft.com/office/word/2018/wordml/cex" xmlns:w16cid="http://schemas.microsoft.com/office/word/2016/wordml/cid" xmlns:w16="http://schemas.microsoft.com/office/word/2018/wordml" xmlns:w16sdtdh="http://schemas.microsoft.com/office/word/2020/wordml/sdtdatahash" xmlns:w16se="http://schemas.microsoft.com/office/word/2015/wordml/symex" xmlns:wpg="http://schemas.microsoft.com/office/word/2010/wordprocessingGroup" xmlns:wpi="http://schemas.microsoft.com/office/word/2010/wordprocessingInk" xmlns:wne="http://schemas.microsoft.com/office/word/2006/wordml" xmlns:wps="http://schemas.microsoft.com/office/word/2010/wordprocessingShape" mc:Ignorable="w14 w15 w16se w16cid w16 w16cex w16sdtdh wp14">
+<w:endnotes xmlns:wpc="http://schemas.microsoft.com/office/word/2010/wordprocessingCanvas" xmlns:cx="http://schemas.microsoft.com/office/drawing/2014/chartex" xmlns:cx1="http://schemas.microsoft.com/office/drawing/2015/9/8/chartex" xmlns:cx2="http://schemas.microsoft.com/office/drawing/2015/10/21/chartex" xmlns:cx3="http://schemas.microsoft.com/office/drawing/2016/5/9/chartex" xmlns:cx4="http://schemas.microsoft.com/office/drawing/2016/5/10/chartex" xmlns:cx5="http://schemas.microsoft.com/office/drawing/2016/5/11/chartex" xmlns:cx6="http://schemas.microsoft.com/office/drawing/2016/5/12/chartex" xmlns:cx7="http://schemas.microsoft.com/office/drawing/2016/5/13/chartex" xmlns:cx8="http://schemas.microsoft.com/office/drawing/2016/5/14/chartex" xmlns:mc="http://schemas.openxmlformats.org/markup-compatibility/2006" xmlns:aink="http://schemas.microsoft.com/office/drawing/2016/ink" xmlns:am3d="http://schemas.microsoft.com/office/drawing/2017/model3d" xmlns:o="urn:schemas-microsoft-com:office:office" xmlns:oel="http://schemas.microsoft.com/office/2019/extlst" xmlns:r="http://schemas.openxmlformats.org/officeDocument/2006/relationships" xmlns:m="http://schemas.openxmlformats.org/officeDocument/2006/math" xmlns:v="urn:schemas-microsoft-com:vml" xmlns:wp14="http://schemas.microsoft.com/office/word/2010/wordprocessingDrawing" xmlns:wp="http://schemas.openxmlformats.org/drawingml/2006/wordprocessingDrawing" xmlns:w10="urn:schemas-microsoft-com:office:word" xmlns:w="http://schemas.openxmlformats.org/wordprocessingml/2006/main" xmlns:w14="http://schemas.microsoft.com/office/word/2010/wordml" xmlns:w15="http://schemas.microsoft.com/office/word/2012/wordml" xmlns:w16cex="http://schemas.microsoft.com/office/word/2018/wordml/cex" xmlns:w16cid="http://schemas.microsoft.com/office/word/2016/wordml/cid" xmlns:w16="http://schemas.microsoft.com/office/word/2018/wordml" xmlns:w16du="http://schemas.microsoft.com/office/word/2023/wordml/word16du" xmlns:w16sdtdh="http://schemas.microsoft.com/office/word/2020/wordml/sdtdatahash" xmlns:w16sdtfl="http://schemas.microsoft.com/office/word/2024/wordml/sdtformatlock" xmlns:w16se="http://schemas.microsoft.com/office/word/2015/wordml/symex" xmlns:wpg="http://schemas.microsoft.com/office/word/2010/wordprocessingGroup" xmlns:wpi="http://schemas.microsoft.com/office/word/2010/wordprocessingInk" xmlns:wne="http://schemas.microsoft.com/office/word/2006/wordml" xmlns:wps="http://schemas.microsoft.com/office/word/2010/wordprocessingShape" mc:Ignorable="w14 w15 w16se w16cid w16 w16cex w16sdtdh w16sdtfl w16du wp14">
   <w:endnote w:type="separator" w:id="-1">
     <w:p>
       <w:r>
@@ -723,7 +1942,7 @@
 </file>
 
 <file path=word/footer1.xml><?xml version="1.0" encoding="utf-8"?>
-<w:ftr xmlns:wpc="http://schemas.microsoft.com/office/word/2010/wordprocessingCanvas" xmlns:cx="http://schemas.microsoft.com/office/drawing/2014/chartex" xmlns:cx1="http://schemas.microsoft.com/office/drawing/2015/9/8/chartex" xmlns:cx2="http://schemas.microsoft.com/office/drawing/2015/10/21/chartex" xmlns:cx3="http://schemas.microsoft.com/office/drawing/2016/5/9/chartex" xmlns:cx4="http://schemas.microsoft.com/office/drawing/2016/5/10/chartex" xmlns:cx5="http://schemas.microsoft.com/office/drawing/2016/5/11/chartex" xmlns:cx6="http://schemas.microsoft.com/office/drawing/2016/5/12/chartex" xmlns:cx7="http://schemas.microsoft.com/office/drawing/2016/5/13/chartex" xmlns:cx8="http://schemas.microsoft.com/office/drawing/2016/5/14/chartex" xmlns:mc="http://schemas.openxmlformats.org/markup-compatibility/2006" xmlns:aink="http://schemas.microsoft.com/office/drawing/2016/ink" xmlns:am3d="http://schemas.microsoft.com/office/drawing/2017/model3d" xmlns:o="urn:schemas-microsoft-com:office:office" xmlns:oel="http://schemas.microsoft.com/office/2019/extlst" xmlns:r="http://schemas.openxmlformats.org/officeDocument/2006/relationships" xmlns:m="http://schemas.openxmlformats.org/officeDocument/2006/math" xmlns:v="urn:schemas-microsoft-com:vml" xmlns:wp14="http://schemas.microsoft.com/office/word/2010/wordprocessingDrawing" xmlns:wp="http://schemas.openxmlformats.org/drawingml/2006/wordprocessingDrawing" xmlns:w10="urn:schemas-microsoft-com:office:word" xmlns:w="http://schemas.openxmlformats.org/wordprocessingml/2006/main" xmlns:w14="http://schemas.microsoft.com/office/word/2010/wordml" xmlns:w15="http://schemas.microsoft.com/office/word/2012/wordml" xmlns:w16cex="http://schemas.microsoft.com/office/word/2018/wordml/cex" xmlns:w16cid="http://schemas.microsoft.com/office/word/2016/wordml/cid" xmlns:w16="http://schemas.microsoft.com/office/word/2018/wordml" xmlns:w16sdtdh="http://schemas.microsoft.com/office/word/2020/wordml/sdtdatahash" xmlns:w16se="http://schemas.microsoft.com/office/word/2015/wordml/symex" xmlns:wpg="http://schemas.microsoft.com/office/word/2010/wordprocessingGroup" xmlns:wpi="http://schemas.microsoft.com/office/word/2010/wordprocessingInk" xmlns:wne="http://schemas.microsoft.com/office/word/2006/wordml" xmlns:wps="http://schemas.microsoft.com/office/word/2010/wordprocessingShape" mc:Ignorable="w14 w15 w16se w16cid w16 w16cex w16sdtdh wp14">
+<w:ftr xmlns:wpc="http://schemas.microsoft.com/office/word/2010/wordprocessingCanvas" xmlns:cx="http://schemas.microsoft.com/office/drawing/2014/chartex" xmlns:cx1="http://schemas.microsoft.com/office/drawing/2015/9/8/chartex" xmlns:cx2="http://schemas.microsoft.com/office/drawing/2015/10/21/chartex" xmlns:cx3="http://schemas.microsoft.com/office/drawing/2016/5/9/chartex" xmlns:cx4="http://schemas.microsoft.com/office/drawing/2016/5/10/chartex" xmlns:cx5="http://schemas.microsoft.com/office/drawing/2016/5/11/chartex" xmlns:cx6="http://schemas.microsoft.com/office/drawing/2016/5/12/chartex" xmlns:cx7="http://schemas.microsoft.com/office/drawing/2016/5/13/chartex" xmlns:cx8="http://schemas.microsoft.com/office/drawing/2016/5/14/chartex" xmlns:mc="http://schemas.openxmlformats.org/markup-compatibility/2006" xmlns:aink="http://schemas.microsoft.com/office/drawing/2016/ink" xmlns:am3d="http://schemas.microsoft.com/office/drawing/2017/model3d" xmlns:o="urn:schemas-microsoft-com:office:office" xmlns:oel="http://schemas.microsoft.com/office/2019/extlst" xmlns:r="http://schemas.openxmlformats.org/officeDocument/2006/relationships" xmlns:m="http://schemas.openxmlformats.org/officeDocument/2006/math" xmlns:v="urn:schemas-microsoft-com:vml" xmlns:wp14="http://schemas.microsoft.com/office/word/2010/wordprocessingDrawing" xmlns:wp="http://schemas.openxmlformats.org/drawingml/2006/wordprocessingDrawing" xmlns:w10="urn:schemas-microsoft-com:office:word" xmlns:w="http://schemas.openxmlformats.org/wordprocessingml/2006/main" xmlns:w14="http://schemas.microsoft.com/office/word/2010/wordml" xmlns:w15="http://schemas.microsoft.com/office/word/2012/wordml" xmlns:w16cex="http://schemas.microsoft.com/office/word/2018/wordml/cex" xmlns:w16cid="http://schemas.microsoft.com/office/word/2016/wordml/cid" xmlns:w16="http://schemas.microsoft.com/office/word/2018/wordml" xmlns:w16du="http://schemas.microsoft.com/office/word/2023/wordml/word16du" xmlns:w16sdtdh="http://schemas.microsoft.com/office/word/2020/wordml/sdtdatahash" xmlns:w16sdtfl="http://schemas.microsoft.com/office/word/2024/wordml/sdtformatlock" xmlns:w16se="http://schemas.microsoft.com/office/word/2015/wordml/symex" xmlns:wpg="http://schemas.microsoft.com/office/word/2010/wordprocessingGroup" xmlns:wpi="http://schemas.microsoft.com/office/word/2010/wordprocessingInk" xmlns:wne="http://schemas.microsoft.com/office/word/2006/wordml" xmlns:wps="http://schemas.microsoft.com/office/word/2010/wordprocessingShape" mc:Ignorable="w14 w15 w16se w16cid w16 w16cex w16sdtdh w16sdtfl w16du wp14">
   <w:p>
     <w:pPr>
       <w:ind w:firstLine="360"/>
@@ -733,7 +1952,7 @@
 </file>
 
 <file path=word/footnotes.xml><?xml version="1.0" encoding="utf-8"?>
-<w:footnotes xmlns:wpc="http://schemas.microsoft.com/office/word/2010/wordprocessingCanvas" xmlns:cx="http://schemas.microsoft.com/office/drawing/2014/chartex" xmlns:cx1="http://schemas.microsoft.com/office/drawing/2015/9/8/chartex" xmlns:cx2="http://schemas.microsoft.com/office/drawing/2015/10/21/chartex" xmlns:cx3="http://schemas.microsoft.com/office/drawing/2016/5/9/chartex" xmlns:cx4="http://schemas.microsoft.com/office/drawing/2016/5/10/chartex" xmlns:cx5="http://schemas.microsoft.com/office/drawing/2016/5/11/chartex" xmlns:cx6="http://schemas.microsoft.com/office/drawing/2016/5/12/chartex" xmlns:cx7="http://schemas.microsoft.com/office/drawing/2016/5/13/chartex" xmlns:cx8="http://schemas.microsoft.com/office/drawing/2016/5/14/chartex" xmlns:mc="http://schemas.openxmlformats.org/markup-compatibility/2006" xmlns:aink="http://schemas.microsoft.com/office/drawing/2016/ink" xmlns:am3d="http://schemas.microsoft.com/office/drawing/2017/model3d" xmlns:o="urn:schemas-microsoft-com:office:office" xmlns:oel="http://schemas.microsoft.com/office/2019/extlst" xmlns:r="http://schemas.openxmlformats.org/officeDocument/2006/relationships" xmlns:m="http://schemas.openxmlformats.org/officeDocument/2006/math" xmlns:v="urn:schemas-microsoft-com:vml" xmlns:wp14="http://schemas.microsoft.com/office/word/2010/wordprocessingDrawing" xmlns:wp="http://schemas.openxmlformats.org/drawingml/2006/wordprocessingDrawing" xmlns:w10="urn:schemas-microsoft-com:office:word" xmlns:w="http://schemas.openxmlformats.org/wordprocessingml/2006/main" xmlns:w14="http://schemas.microsoft.com/office/word/2010/wordml" xmlns:w15="http://schemas.microsoft.com/office/word/2012/wordml" xmlns:w16cex="http://schemas.microsoft.com/office/word/2018/wordml/cex" xmlns:w16cid="http://schemas.microsoft.com/office/word/2016/wordml/cid" xmlns:w16="http://schemas.microsoft.com/office/word/2018/wordml" xmlns:w16sdtdh="http://schemas.microsoft.com/office/word/2020/wordml/sdtdatahash" xmlns:w16se="http://schemas.microsoft.com/office/word/2015/wordml/symex" xmlns:wpg="http://schemas.microsoft.com/office/word/2010/wordprocessingGroup" xmlns:wpi="http://schemas.microsoft.com/office/word/2010/wordprocessingInk" xmlns:wne="http://schemas.microsoft.com/office/word/2006/wordml" xmlns:wps="http://schemas.microsoft.com/office/word/2010/wordprocessingShape" mc:Ignorable="w14 w15 w16se w16cid w16 w16cex w16sdtdh wp14">
+<w:footnotes xmlns:wpc="http://schemas.microsoft.com/office/word/2010/wordprocessingCanvas" xmlns:cx="http://schemas.microsoft.com/office/drawing/2014/chartex" xmlns:cx1="http://schemas.microsoft.com/office/drawing/2015/9/8/chartex" xmlns:cx2="http://schemas.microsoft.com/office/drawing/2015/10/21/chartex" xmlns:cx3="http://schemas.microsoft.com/office/drawing/2016/5/9/chartex" xmlns:cx4="http://schemas.microsoft.com/office/drawing/2016/5/10/chartex" xmlns:cx5="http://schemas.microsoft.com/office/drawing/2016/5/11/chartex" xmlns:cx6="http://schemas.microsoft.com/office/drawing/2016/5/12/chartex" xmlns:cx7="http://schemas.microsoft.com/office/drawing/2016/5/13/chartex" xmlns:cx8="http://schemas.microsoft.com/office/drawing/2016/5/14/chartex" xmlns:mc="http://schemas.openxmlformats.org/markup-compatibility/2006" xmlns:aink="http://schemas.microsoft.com/office/drawing/2016/ink" xmlns:am3d="http://schemas.microsoft.com/office/drawing/2017/model3d" xmlns:o="urn:schemas-microsoft-com:office:office" xmlns:oel="http://schemas.microsoft.com/office/2019/extlst" xmlns:r="http://schemas.openxmlformats.org/officeDocument/2006/relationships" xmlns:m="http://schemas.openxmlformats.org/officeDocument/2006/math" xmlns:v="urn:schemas-microsoft-com:vml" xmlns:wp14="http://schemas.microsoft.com/office/word/2010/wordprocessingDrawing" xmlns:wp="http://schemas.openxmlformats.org/drawingml/2006/wordprocessingDrawing" xmlns:w10="urn:schemas-microsoft-com:office:word" xmlns:w="http://schemas.openxmlformats.org/wordprocessingml/2006/main" xmlns:w14="http://schemas.microsoft.com/office/word/2010/wordml" xmlns:w15="http://schemas.microsoft.com/office/word/2012/wordml" xmlns:w16cex="http://schemas.microsoft.com/office/word/2018/wordml/cex" xmlns:w16cid="http://schemas.microsoft.com/office/word/2016/wordml/cid" xmlns:w16="http://schemas.microsoft.com/office/word/2018/wordml" xmlns:w16du="http://schemas.microsoft.com/office/word/2023/wordml/word16du" xmlns:w16sdtdh="http://schemas.microsoft.com/office/word/2020/wordml/sdtdatahash" xmlns:w16sdtfl="http://schemas.microsoft.com/office/word/2024/wordml/sdtformatlock" xmlns:w16se="http://schemas.microsoft.com/office/word/2015/wordml/symex" xmlns:wpg="http://schemas.microsoft.com/office/word/2010/wordprocessingGroup" xmlns:wpi="http://schemas.microsoft.com/office/word/2010/wordprocessingInk" xmlns:wne="http://schemas.microsoft.com/office/word/2006/wordml" xmlns:wps="http://schemas.microsoft.com/office/word/2010/wordprocessingShape" mc:Ignorable="w14 w15 w16se w16cid w16 w16cex w16sdtdh w16sdtfl w16du wp14">
   <w:footnote w:type="separator" w:id="-1">
     <w:p>
       <w:r>
@@ -752,7 +1971,7 @@
 </file>
 
 <file path=word/header1.xml><?xml version="1.0" encoding="utf-8"?>
-<w:hdr xmlns:wpc="http://schemas.microsoft.com/office/word/2010/wordprocessingCanvas" xmlns:cx="http://schemas.microsoft.com/office/drawing/2014/chartex" xmlns:cx1="http://schemas.microsoft.com/office/drawing/2015/9/8/chartex" xmlns:cx2="http://schemas.microsoft.com/office/drawing/2015/10/21/chartex" xmlns:cx3="http://schemas.microsoft.com/office/drawing/2016/5/9/chartex" xmlns:cx4="http://schemas.microsoft.com/office/drawing/2016/5/10/chartex" xmlns:cx5="http://schemas.microsoft.com/office/drawing/2016/5/11/chartex" xmlns:cx6="http://schemas.microsoft.com/office/drawing/2016/5/12/chartex" xmlns:cx7="http://schemas.microsoft.com/office/drawing/2016/5/13/chartex" xmlns:cx8="http://schemas.microsoft.com/office/drawing/2016/5/14/chartex" xmlns:mc="http://schemas.openxmlformats.org/markup-compatibility/2006" xmlns:aink="http://schemas.microsoft.com/office/drawing/2016/ink" xmlns:am3d="http://schemas.microsoft.com/office/drawing/2017/model3d" xmlns:o="urn:schemas-microsoft-com:office:office" xmlns:oel="http://schemas.microsoft.com/office/2019/extlst" xmlns:r="http://schemas.openxmlformats.org/officeDocument/2006/relationships" xmlns:m="http://schemas.openxmlformats.org/officeDocument/2006/math" xmlns:v="urn:schemas-microsoft-com:vml" xmlns:wp14="http://schemas.microsoft.com/office/word/2010/wordprocessingDrawing" xmlns:wp="http://schemas.openxmlformats.org/drawingml/2006/wordprocessingDrawing" xmlns:w10="urn:schemas-microsoft-com:office:word" xmlns:w="http://schemas.openxmlformats.org/wordprocessingml/2006/main" xmlns:w14="http://schemas.microsoft.com/office/word/2010/wordml" xmlns:w15="http://schemas.microsoft.com/office/word/2012/wordml" xmlns:w16cex="http://schemas.microsoft.com/office/word/2018/wordml/cex" xmlns:w16cid="http://schemas.microsoft.com/office/word/2016/wordml/cid" xmlns:w16="http://schemas.microsoft.com/office/word/2018/wordml" xmlns:w16sdtdh="http://schemas.microsoft.com/office/word/2020/wordml/sdtdatahash" xmlns:w16se="http://schemas.microsoft.com/office/word/2015/wordml/symex" xmlns:wpg="http://schemas.microsoft.com/office/word/2010/wordprocessingGroup" xmlns:wpi="http://schemas.microsoft.com/office/word/2010/wordprocessingInk" xmlns:wne="http://schemas.microsoft.com/office/word/2006/wordml" xmlns:wps="http://schemas.microsoft.com/office/word/2010/wordprocessingShape" mc:Ignorable="w14 w15 w16se w16cid w16 w16cex w16sdtdh wp14">
+<w:hdr xmlns:wpc="http://schemas.microsoft.com/office/word/2010/wordprocessingCanvas" xmlns:cx="http://schemas.microsoft.com/office/drawing/2014/chartex" xmlns:cx1="http://schemas.microsoft.com/office/drawing/2015/9/8/chartex" xmlns:cx2="http://schemas.microsoft.com/office/drawing/2015/10/21/chartex" xmlns:cx3="http://schemas.microsoft.com/office/drawing/2016/5/9/chartex" xmlns:cx4="http://schemas.microsoft.com/office/drawing/2016/5/10/chartex" xmlns:cx5="http://schemas.microsoft.com/office/drawing/2016/5/11/chartex" xmlns:cx6="http://schemas.microsoft.com/office/drawing/2016/5/12/chartex" xmlns:cx7="http://schemas.microsoft.com/office/drawing/2016/5/13/chartex" xmlns:cx8="http://schemas.microsoft.com/office/drawing/2016/5/14/chartex" xmlns:mc="http://schemas.openxmlformats.org/markup-compatibility/2006" xmlns:aink="http://schemas.microsoft.com/office/drawing/2016/ink" xmlns:am3d="http://schemas.microsoft.com/office/drawing/2017/model3d" xmlns:o="urn:schemas-microsoft-com:office:office" xmlns:oel="http://schemas.microsoft.com/office/2019/extlst" xmlns:r="http://schemas.openxmlformats.org/officeDocument/2006/relationships" xmlns:m="http://schemas.openxmlformats.org/officeDocument/2006/math" xmlns:v="urn:schemas-microsoft-com:vml" xmlns:wp14="http://schemas.microsoft.com/office/word/2010/wordprocessingDrawing" xmlns:wp="http://schemas.openxmlformats.org/drawingml/2006/wordprocessingDrawing" xmlns:w10="urn:schemas-microsoft-com:office:word" xmlns:w="http://schemas.openxmlformats.org/wordprocessingml/2006/main" xmlns:w14="http://schemas.microsoft.com/office/word/2010/wordml" xmlns:w15="http://schemas.microsoft.com/office/word/2012/wordml" xmlns:w16cex="http://schemas.microsoft.com/office/word/2018/wordml/cex" xmlns:w16cid="http://schemas.microsoft.com/office/word/2016/wordml/cid" xmlns:w16="http://schemas.microsoft.com/office/word/2018/wordml" xmlns:w16du="http://schemas.microsoft.com/office/word/2023/wordml/word16du" xmlns:w16sdtdh="http://schemas.microsoft.com/office/word/2020/wordml/sdtdatahash" xmlns:w16sdtfl="http://schemas.microsoft.com/office/word/2024/wordml/sdtformatlock" xmlns:w16se="http://schemas.microsoft.com/office/word/2015/wordml/symex" xmlns:wpg="http://schemas.microsoft.com/office/word/2010/wordprocessingGroup" xmlns:wpi="http://schemas.microsoft.com/office/word/2010/wordprocessingInk" xmlns:wne="http://schemas.microsoft.com/office/word/2006/wordml" xmlns:wps="http://schemas.microsoft.com/office/word/2010/wordprocessingShape" mc:Ignorable="w14 w15 w16se w16cid w16 w16cex w16sdtdh w16sdtfl w16du wp14">
   <w:p>
     <w:pPr>
       <w:ind w:firstLine="360"/>
@@ -762,7 +1981,7 @@
 </file>
 
 <file path=word/numbering.xml><?xml version="1.0" encoding="utf-8"?>
-<w:numbering xmlns:wpc="http://schemas.microsoft.com/office/word/2010/wordprocessingCanvas" xmlns:cx="http://schemas.microsoft.com/office/drawing/2014/chartex" xmlns:cx1="http://schemas.microsoft.com/office/drawing/2015/9/8/chartex" xmlns:cx2="http://schemas.microsoft.com/office/drawing/2015/10/21/chartex" xmlns:cx3="http://schemas.microsoft.com/office/drawing/2016/5/9/chartex" xmlns:cx4="http://schemas.microsoft.com/office/drawing/2016/5/10/chartex" xmlns:cx5="http://schemas.microsoft.com/office/drawing/2016/5/11/chartex" xmlns:cx6="http://schemas.microsoft.com/office/drawing/2016/5/12/chartex" xmlns:cx7="http://schemas.microsoft.com/office/drawing/2016/5/13/chartex" xmlns:cx8="http://schemas.microsoft.com/office/drawing/2016/5/14/chartex" xmlns:mc="http://schemas.openxmlformats.org/markup-compatibility/2006" xmlns:aink="http://schemas.microsoft.com/office/drawing/2016/ink" xmlns:am3d="http://schemas.microsoft.com/office/drawing/2017/model3d" xmlns:o="urn:schemas-microsoft-com:office:office" xmlns:oel="http://schemas.microsoft.com/office/2019/extlst" xmlns:r="http://schemas.openxmlformats.org/officeDocument/2006/relationships" xmlns:m="http://schemas.openxmlformats.org/officeDocument/2006/math" xmlns:v="urn:schemas-microsoft-com:vml" xmlns:wp14="http://schemas.microsoft.com/office/word/2010/wordprocessingDrawing" xmlns:wp="http://schemas.openxmlformats.org/drawingml/2006/wordprocessingDrawing" xmlns:w10="urn:schemas-microsoft-com:office:word" xmlns:w="http://schemas.openxmlformats.org/wordprocessingml/2006/main" xmlns:w14="http://schemas.microsoft.com/office/word/2010/wordml" xmlns:w15="http://schemas.microsoft.com/office/word/2012/wordml" xmlns:w16cex="http://schemas.microsoft.com/office/word/2018/wordml/cex" xmlns:w16cid="http://schemas.microsoft.com/office/word/2016/wordml/cid" xmlns:w16="http://schemas.microsoft.com/office/word/2018/wordml" xmlns:w16sdtdh="http://schemas.microsoft.com/office/word/2020/wordml/sdtdatahash" xmlns:w16se="http://schemas.microsoft.com/office/word/2015/wordml/symex" xmlns:wpg="http://schemas.microsoft.com/office/word/2010/wordprocessingGroup" xmlns:wpi="http://schemas.microsoft.com/office/word/2010/wordprocessingInk" xmlns:wne="http://schemas.microsoft.com/office/word/2006/wordml" xmlns:wps="http://schemas.microsoft.com/office/word/2010/wordprocessingShape" mc:Ignorable="w14 w15 w16se w16cid w16 w16cex w16sdtdh wp14">
+<w:numbering xmlns:wpc="http://schemas.microsoft.com/office/word/2010/wordprocessingCanvas" xmlns:cx="http://schemas.microsoft.com/office/drawing/2014/chartex" xmlns:cx1="http://schemas.microsoft.com/office/drawing/2015/9/8/chartex" xmlns:cx2="http://schemas.microsoft.com/office/drawing/2015/10/21/chartex" xmlns:cx3="http://schemas.microsoft.com/office/drawing/2016/5/9/chartex" xmlns:cx4="http://schemas.microsoft.com/office/drawing/2016/5/10/chartex" xmlns:cx5="http://schemas.microsoft.com/office/drawing/2016/5/11/chartex" xmlns:cx6="http://schemas.microsoft.com/office/drawing/2016/5/12/chartex" xmlns:cx7="http://schemas.microsoft.com/office/drawing/2016/5/13/chartex" xmlns:cx8="http://schemas.microsoft.com/office/drawing/2016/5/14/chartex" xmlns:mc="http://schemas.openxmlformats.org/markup-compatibility/2006" xmlns:aink="http://schemas.microsoft.com/office/drawing/2016/ink" xmlns:am3d="http://schemas.microsoft.com/office/drawing/2017/model3d" xmlns:o="urn:schemas-microsoft-com:office:office" xmlns:oel="http://schemas.microsoft.com/office/2019/extlst" xmlns:r="http://schemas.openxmlformats.org/officeDocument/2006/relationships" xmlns:m="http://schemas.openxmlformats.org/officeDocument/2006/math" xmlns:v="urn:schemas-microsoft-com:vml" xmlns:wp14="http://schemas.microsoft.com/office/word/2010/wordprocessingDrawing" xmlns:wp="http://schemas.openxmlformats.org/drawingml/2006/wordprocessingDrawing" xmlns:w10="urn:schemas-microsoft-com:office:word" xmlns:w="http://schemas.openxmlformats.org/wordprocessingml/2006/main" xmlns:w14="http://schemas.microsoft.com/office/word/2010/wordml" xmlns:w15="http://schemas.microsoft.com/office/word/2012/wordml" xmlns:w16cex="http://schemas.microsoft.com/office/word/2018/wordml/cex" xmlns:w16cid="http://schemas.microsoft.com/office/word/2016/wordml/cid" xmlns:w16="http://schemas.microsoft.com/office/word/2018/wordml" xmlns:w16du="http://schemas.microsoft.com/office/word/2023/wordml/word16du" xmlns:w16sdtdh="http://schemas.microsoft.com/office/word/2020/wordml/sdtdatahash" xmlns:w16sdtfl="http://schemas.microsoft.com/office/word/2024/wordml/sdtformatlock" xmlns:w16se="http://schemas.microsoft.com/office/word/2015/wordml/symex" xmlns:wpg="http://schemas.microsoft.com/office/word/2010/wordprocessingGroup" xmlns:wpi="http://schemas.microsoft.com/office/word/2010/wordprocessingInk" xmlns:wne="http://schemas.microsoft.com/office/word/2006/wordml" xmlns:wps="http://schemas.microsoft.com/office/word/2010/wordprocessingShape" mc:Ignorable="w14 w15 w16se w16cid w16 w16cex w16sdtdh w16sdtfl w16du wp14">
   <w:abstractNum w:abstractNumId="0" w15:restartNumberingAfterBreak="0">
     <w:nsid w:val="FFFFFF7E"/>
     <w:multiLevelType w:val="singleLevel"/>
@@ -4125,6 +5344,96 @@
     </w:lvl>
   </w:abstractNum>
   <w:abstractNum w:abstractNumId="34" w15:restartNumberingAfterBreak="0">
+    <w:nsid w:val="48BE72B5"/>
+    <w:multiLevelType w:val="hybridMultilevel"/>
+    <w:tmpl w:val="9AB4971A"/>
+    <w:lvl w:ilvl="0" w:tplc="8DD0FEFA">
+      <w:start w:val="1"/>
+      <w:numFmt w:val="decimal"/>
+      <w:suff w:val="nothing"/>
+      <w:lvlText w:val="%1"/>
+      <w:lvlJc w:val="left"/>
+      <w:pPr>
+        <w:ind w:left="0" w:firstLine="0"/>
+      </w:pPr>
+      <w:rPr>
+        <w:rFonts w:hint="eastAsia"/>
+      </w:rPr>
+    </w:lvl>
+    <w:lvl w:ilvl="1" w:tplc="04090019" w:tentative="1">
+      <w:start w:val="1"/>
+      <w:numFmt w:val="lowerLetter"/>
+      <w:lvlText w:val="%2)"/>
+      <w:lvlJc w:val="left"/>
+      <w:pPr>
+        <w:ind w:left="840" w:hanging="420"/>
+      </w:pPr>
+    </w:lvl>
+    <w:lvl w:ilvl="2" w:tplc="0409001B" w:tentative="1">
+      <w:start w:val="1"/>
+      <w:numFmt w:val="lowerRoman"/>
+      <w:lvlText w:val="%3."/>
+      <w:lvlJc w:val="right"/>
+      <w:pPr>
+        <w:ind w:left="1260" w:hanging="420"/>
+      </w:pPr>
+    </w:lvl>
+    <w:lvl w:ilvl="3" w:tplc="0409000F" w:tentative="1">
+      <w:start w:val="1"/>
+      <w:numFmt w:val="decimal"/>
+      <w:lvlText w:val="%4."/>
+      <w:lvlJc w:val="left"/>
+      <w:pPr>
+        <w:ind w:left="1680" w:hanging="420"/>
+      </w:pPr>
+    </w:lvl>
+    <w:lvl w:ilvl="4" w:tplc="04090019" w:tentative="1">
+      <w:start w:val="1"/>
+      <w:numFmt w:val="lowerLetter"/>
+      <w:lvlText w:val="%5)"/>
+      <w:lvlJc w:val="left"/>
+      <w:pPr>
+        <w:ind w:left="2100" w:hanging="420"/>
+      </w:pPr>
+    </w:lvl>
+    <w:lvl w:ilvl="5" w:tplc="0409001B" w:tentative="1">
+      <w:start w:val="1"/>
+      <w:numFmt w:val="lowerRoman"/>
+      <w:lvlText w:val="%6."/>
+      <w:lvlJc w:val="right"/>
+      <w:pPr>
+        <w:ind w:left="2520" w:hanging="420"/>
+      </w:pPr>
+    </w:lvl>
+    <w:lvl w:ilvl="6" w:tplc="0409000F" w:tentative="1">
+      <w:start w:val="1"/>
+      <w:numFmt w:val="decimal"/>
+      <w:lvlText w:val="%7."/>
+      <w:lvlJc w:val="left"/>
+      <w:pPr>
+        <w:ind w:left="2940" w:hanging="420"/>
+      </w:pPr>
+    </w:lvl>
+    <w:lvl w:ilvl="7" w:tplc="04090019" w:tentative="1">
+      <w:start w:val="1"/>
+      <w:numFmt w:val="lowerLetter"/>
+      <w:lvlText w:val="%8)"/>
+      <w:lvlJc w:val="left"/>
+      <w:pPr>
+        <w:ind w:left="3360" w:hanging="420"/>
+      </w:pPr>
+    </w:lvl>
+    <w:lvl w:ilvl="8" w:tplc="0409001B" w:tentative="1">
+      <w:start w:val="1"/>
+      <w:numFmt w:val="lowerRoman"/>
+      <w:lvlText w:val="%9."/>
+      <w:lvlJc w:val="right"/>
+      <w:pPr>
+        <w:ind w:left="3780" w:hanging="420"/>
+      </w:pPr>
+    </w:lvl>
+  </w:abstractNum>
+  <w:abstractNum w:abstractNumId="35" w15:restartNumberingAfterBreak="0">
     <w:nsid w:val="4B4A083A"/>
     <w:multiLevelType w:val="hybridMultilevel"/>
     <w:tmpl w:val="67D619C4"/>
@@ -4238,7 +5547,7 @@
       </w:pPr>
     </w:lvl>
   </w:abstractNum>
-  <w:abstractNum w:abstractNumId="35" w15:restartNumberingAfterBreak="0">
+  <w:abstractNum w:abstractNumId="36" w15:restartNumberingAfterBreak="0">
     <w:nsid w:val="4EC47E4F"/>
     <w:multiLevelType w:val="hybridMultilevel"/>
     <w:tmpl w:val="C4707CFE"/>
@@ -4327,7 +5636,7 @@
       </w:pPr>
     </w:lvl>
   </w:abstractNum>
-  <w:abstractNum w:abstractNumId="36" w15:restartNumberingAfterBreak="0">
+  <w:abstractNum w:abstractNumId="37" w15:restartNumberingAfterBreak="0">
     <w:nsid w:val="50202D83"/>
     <w:multiLevelType w:val="hybridMultilevel"/>
     <w:tmpl w:val="F014B964"/>
@@ -4418,7 +5727,7 @@
       </w:pPr>
     </w:lvl>
   </w:abstractNum>
-  <w:abstractNum w:abstractNumId="37" w15:restartNumberingAfterBreak="0">
+  <w:abstractNum w:abstractNumId="38" w15:restartNumberingAfterBreak="0">
     <w:nsid w:val="51183F3D"/>
     <w:multiLevelType w:val="hybridMultilevel"/>
     <w:tmpl w:val="67D619C4"/>
@@ -4532,7 +5841,7 @@
       </w:pPr>
     </w:lvl>
   </w:abstractNum>
-  <w:abstractNum w:abstractNumId="38" w15:restartNumberingAfterBreak="0">
+  <w:abstractNum w:abstractNumId="39" w15:restartNumberingAfterBreak="0">
     <w:nsid w:val="5216629E"/>
     <w:multiLevelType w:val="multilevel"/>
     <w:tmpl w:val="BF0472E8"/>
@@ -4726,7 +6035,7 @@
       </w:rPr>
     </w:lvl>
   </w:abstractNum>
-  <w:abstractNum w:abstractNumId="39" w15:restartNumberingAfterBreak="0">
+  <w:abstractNum w:abstractNumId="40" w15:restartNumberingAfterBreak="0">
     <w:nsid w:val="526A7720"/>
     <w:multiLevelType w:val="hybridMultilevel"/>
     <w:tmpl w:val="F014B964"/>
@@ -4817,7 +6126,7 @@
       </w:pPr>
     </w:lvl>
   </w:abstractNum>
-  <w:abstractNum w:abstractNumId="40" w15:restartNumberingAfterBreak="0">
+  <w:abstractNum w:abstractNumId="41" w15:restartNumberingAfterBreak="0">
     <w:nsid w:val="53577F50"/>
     <w:multiLevelType w:val="hybridMultilevel"/>
     <w:tmpl w:val="54E43040"/>
@@ -4909,7 +6218,7 @@
       </w:pPr>
     </w:lvl>
   </w:abstractNum>
-  <w:abstractNum w:abstractNumId="41" w15:restartNumberingAfterBreak="0">
+  <w:abstractNum w:abstractNumId="42" w15:restartNumberingAfterBreak="0">
     <w:nsid w:val="54FF01DD"/>
     <w:multiLevelType w:val="hybridMultilevel"/>
     <w:tmpl w:val="F014B964"/>
@@ -5000,7 +6309,7 @@
       </w:pPr>
     </w:lvl>
   </w:abstractNum>
-  <w:abstractNum w:abstractNumId="42" w15:restartNumberingAfterBreak="0">
+  <w:abstractNum w:abstractNumId="43" w15:restartNumberingAfterBreak="0">
     <w:nsid w:val="57C26F92"/>
     <w:multiLevelType w:val="hybridMultilevel"/>
     <w:tmpl w:val="50566280"/>
@@ -5114,7 +6423,7 @@
       </w:pPr>
     </w:lvl>
   </w:abstractNum>
-  <w:abstractNum w:abstractNumId="43" w15:restartNumberingAfterBreak="0">
+  <w:abstractNum w:abstractNumId="44" w15:restartNumberingAfterBreak="0">
     <w:nsid w:val="58D819CD"/>
     <w:multiLevelType w:val="hybridMultilevel"/>
     <w:tmpl w:val="9606CE24"/>
@@ -5206,7 +6515,7 @@
       </w:pPr>
     </w:lvl>
   </w:abstractNum>
-  <w:abstractNum w:abstractNumId="44" w15:restartNumberingAfterBreak="0">
+  <w:abstractNum w:abstractNumId="45" w15:restartNumberingAfterBreak="0">
     <w:nsid w:val="5A4F5B32"/>
     <w:multiLevelType w:val="hybridMultilevel"/>
     <w:tmpl w:val="74A448B0"/>
@@ -5297,7 +6606,7 @@
       </w:pPr>
     </w:lvl>
   </w:abstractNum>
-  <w:abstractNum w:abstractNumId="45" w15:restartNumberingAfterBreak="0">
+  <w:abstractNum w:abstractNumId="46" w15:restartNumberingAfterBreak="0">
     <w:nsid w:val="5CD65789"/>
     <w:multiLevelType w:val="hybridMultilevel"/>
     <w:tmpl w:val="74A448B0"/>
@@ -5388,7 +6697,7 @@
       </w:pPr>
     </w:lvl>
   </w:abstractNum>
-  <w:abstractNum w:abstractNumId="46" w15:restartNumberingAfterBreak="0">
+  <w:abstractNum w:abstractNumId="47" w15:restartNumberingAfterBreak="0">
     <w:nsid w:val="5D793597"/>
     <w:multiLevelType w:val="hybridMultilevel"/>
     <w:tmpl w:val="F014B964"/>
@@ -5479,7 +6788,7 @@
       </w:pPr>
     </w:lvl>
   </w:abstractNum>
-  <w:abstractNum w:abstractNumId="47" w15:restartNumberingAfterBreak="0">
+  <w:abstractNum w:abstractNumId="48" w15:restartNumberingAfterBreak="0">
     <w:nsid w:val="5E4257DC"/>
     <w:multiLevelType w:val="hybridMultilevel"/>
     <w:tmpl w:val="3AB0C956"/>
@@ -5568,7 +6877,7 @@
       </w:pPr>
     </w:lvl>
   </w:abstractNum>
-  <w:abstractNum w:abstractNumId="48" w15:restartNumberingAfterBreak="0">
+  <w:abstractNum w:abstractNumId="49" w15:restartNumberingAfterBreak="0">
     <w:nsid w:val="612050DB"/>
     <w:multiLevelType w:val="hybridMultilevel"/>
     <w:tmpl w:val="96608882"/>
@@ -5661,7 +6970,7 @@
       </w:pPr>
     </w:lvl>
   </w:abstractNum>
-  <w:abstractNum w:abstractNumId="49" w15:restartNumberingAfterBreak="0">
+  <w:abstractNum w:abstractNumId="50" w15:restartNumberingAfterBreak="0">
     <w:nsid w:val="629A7C1F"/>
     <w:multiLevelType w:val="hybridMultilevel"/>
     <w:tmpl w:val="AC0028FA"/>
@@ -5751,7 +7060,7 @@
       </w:pPr>
     </w:lvl>
   </w:abstractNum>
-  <w:abstractNum w:abstractNumId="50" w15:restartNumberingAfterBreak="0">
+  <w:abstractNum w:abstractNumId="51" w15:restartNumberingAfterBreak="0">
     <w:nsid w:val="63102634"/>
     <w:multiLevelType w:val="hybridMultilevel"/>
     <w:tmpl w:val="8FB0C16A"/>
@@ -5840,7 +7149,7 @@
       </w:pPr>
     </w:lvl>
   </w:abstractNum>
-  <w:abstractNum w:abstractNumId="51" w15:restartNumberingAfterBreak="0">
+  <w:abstractNum w:abstractNumId="52" w15:restartNumberingAfterBreak="0">
     <w:nsid w:val="65455DA2"/>
     <w:multiLevelType w:val="hybridMultilevel"/>
     <w:tmpl w:val="67D619C4"/>
@@ -5954,7 +7263,7 @@
       </w:pPr>
     </w:lvl>
   </w:abstractNum>
-  <w:abstractNum w:abstractNumId="52" w15:restartNumberingAfterBreak="0">
+  <w:abstractNum w:abstractNumId="53" w15:restartNumberingAfterBreak="0">
     <w:nsid w:val="6F502E09"/>
     <w:multiLevelType w:val="multilevel"/>
     <w:tmpl w:val="864ECF34"/>
@@ -6114,7 +7423,7 @@
       </w:rPr>
     </w:lvl>
   </w:abstractNum>
-  <w:abstractNum w:abstractNumId="53" w15:restartNumberingAfterBreak="0">
+  <w:abstractNum w:abstractNumId="54" w15:restartNumberingAfterBreak="0">
     <w:nsid w:val="702A4356"/>
     <w:multiLevelType w:val="multilevel"/>
     <w:tmpl w:val="467EAD70"/>
@@ -6262,7 +7571,7 @@
       </w:rPr>
     </w:lvl>
   </w:abstractNum>
-  <w:abstractNum w:abstractNumId="54" w15:restartNumberingAfterBreak="0">
+  <w:abstractNum w:abstractNumId="55" w15:restartNumberingAfterBreak="0">
     <w:nsid w:val="70F402AC"/>
     <w:multiLevelType w:val="hybridMultilevel"/>
     <w:tmpl w:val="74A448B0"/>
@@ -6353,7 +7662,7 @@
       </w:pPr>
     </w:lvl>
   </w:abstractNum>
-  <w:abstractNum w:abstractNumId="55" w15:restartNumberingAfterBreak="0">
+  <w:abstractNum w:abstractNumId="56" w15:restartNumberingAfterBreak="0">
     <w:nsid w:val="71F928E9"/>
     <w:multiLevelType w:val="hybridMultilevel"/>
     <w:tmpl w:val="7DC8FEB0"/>
@@ -6442,7 +7751,7 @@
       </w:pPr>
     </w:lvl>
   </w:abstractNum>
-  <w:abstractNum w:abstractNumId="56" w15:restartNumberingAfterBreak="0">
+  <w:abstractNum w:abstractNumId="57" w15:restartNumberingAfterBreak="0">
     <w:nsid w:val="76933334"/>
     <w:multiLevelType w:val="hybridMultilevel"/>
     <w:tmpl w:val="D74C1E48"/>
@@ -6559,7 +7868,7 @@
       </w:pPr>
     </w:lvl>
   </w:abstractNum>
-  <w:abstractNum w:abstractNumId="57" w15:restartNumberingAfterBreak="0">
+  <w:abstractNum w:abstractNumId="58" w15:restartNumberingAfterBreak="0">
     <w:nsid w:val="77E26820"/>
     <w:multiLevelType w:val="hybridMultilevel"/>
     <w:tmpl w:val="39CA44B8"/>
@@ -6649,7 +7958,7 @@
       </w:pPr>
     </w:lvl>
   </w:abstractNum>
-  <w:abstractNum w:abstractNumId="58" w15:restartNumberingAfterBreak="0">
+  <w:abstractNum w:abstractNumId="59" w15:restartNumberingAfterBreak="0">
     <w:nsid w:val="79E47357"/>
     <w:multiLevelType w:val="hybridMultilevel"/>
     <w:tmpl w:val="67D619C4"/>
@@ -6763,7 +8072,7 @@
       </w:pPr>
     </w:lvl>
   </w:abstractNum>
-  <w:abstractNum w:abstractNumId="59" w15:restartNumberingAfterBreak="0">
+  <w:abstractNum w:abstractNumId="60" w15:restartNumberingAfterBreak="0">
     <w:nsid w:val="7C713F75"/>
     <w:multiLevelType w:val="hybridMultilevel"/>
     <w:tmpl w:val="65D4D2DA"/>
@@ -6849,7 +8158,7 @@
       </w:pPr>
     </w:lvl>
   </w:abstractNum>
-  <w:abstractNum w:abstractNumId="60" w15:restartNumberingAfterBreak="0">
+  <w:abstractNum w:abstractNumId="61" w15:restartNumberingAfterBreak="0">
     <w:nsid w:val="7E960912"/>
     <w:multiLevelType w:val="hybridMultilevel"/>
     <w:tmpl w:val="96608882"/>
@@ -6942,7 +8251,7 @@
       </w:pPr>
     </w:lvl>
   </w:abstractNum>
-  <w:abstractNum w:abstractNumId="61" w15:restartNumberingAfterBreak="0">
+  <w:abstractNum w:abstractNumId="62" w15:restartNumberingAfterBreak="0">
     <w:nsid w:val="7F6814D8"/>
     <w:multiLevelType w:val="hybridMultilevel"/>
     <w:tmpl w:val="BF8CFA22"/>
@@ -7037,10 +8346,10 @@
     <w:abstractNumId w:val="8"/>
   </w:num>
   <w:num w:numId="3" w16cid:durableId="451826103">
-    <w:abstractNumId w:val="37"/>
+    <w:abstractNumId w:val="38"/>
   </w:num>
   <w:num w:numId="4" w16cid:durableId="1704205777">
-    <w:abstractNumId w:val="51"/>
+    <w:abstractNumId w:val="52"/>
   </w:num>
   <w:num w:numId="5" w16cid:durableId="1507355536">
     <w:abstractNumId w:val="9"/>
@@ -7049,10 +8358,10 @@
     <w:abstractNumId w:val="1"/>
   </w:num>
   <w:num w:numId="7" w16cid:durableId="1078744044">
-    <w:abstractNumId w:val="58"/>
+    <w:abstractNumId w:val="59"/>
   </w:num>
   <w:num w:numId="8" w16cid:durableId="1505625515">
-    <w:abstractNumId w:val="46"/>
+    <w:abstractNumId w:val="47"/>
   </w:num>
   <w:num w:numId="9" w16cid:durableId="764032949">
     <w:abstractNumId w:val="11"/>
@@ -7064,16 +8373,16 @@
     <w:abstractNumId w:val="3"/>
   </w:num>
   <w:num w:numId="12" w16cid:durableId="1903179042">
-    <w:abstractNumId w:val="41"/>
+    <w:abstractNumId w:val="42"/>
   </w:num>
   <w:num w:numId="13" w16cid:durableId="1902060713">
-    <w:abstractNumId w:val="42"/>
+    <w:abstractNumId w:val="43"/>
   </w:num>
   <w:num w:numId="14" w16cid:durableId="474300914">
     <w:abstractNumId w:val="21"/>
   </w:num>
   <w:num w:numId="15" w16cid:durableId="1695616193">
-    <w:abstractNumId w:val="43"/>
+    <w:abstractNumId w:val="44"/>
   </w:num>
   <w:num w:numId="16" w16cid:durableId="944650231">
     <w:abstractNumId w:val="16"/>
@@ -7082,22 +8391,22 @@
     <w:abstractNumId w:val="25"/>
   </w:num>
   <w:num w:numId="18" w16cid:durableId="367485904">
-    <w:abstractNumId w:val="40"/>
+    <w:abstractNumId w:val="41"/>
   </w:num>
   <w:num w:numId="19" w16cid:durableId="343047507">
     <w:abstractNumId w:val="32"/>
   </w:num>
   <w:num w:numId="20" w16cid:durableId="215048239">
-    <w:abstractNumId w:val="59"/>
+    <w:abstractNumId w:val="60"/>
   </w:num>
   <w:num w:numId="21" w16cid:durableId="2125079388">
-    <w:abstractNumId w:val="57"/>
+    <w:abstractNumId w:val="58"/>
   </w:num>
   <w:num w:numId="22" w16cid:durableId="1607078712">
     <w:abstractNumId w:val="19"/>
   </w:num>
   <w:num w:numId="23" w16cid:durableId="162555483">
-    <w:abstractNumId w:val="49"/>
+    <w:abstractNumId w:val="50"/>
   </w:num>
   <w:num w:numId="24" w16cid:durableId="1849519498">
     <w:abstractNumId w:val="13"/>
@@ -7106,13 +8415,13 @@
     <w:abstractNumId w:val="14"/>
   </w:num>
   <w:num w:numId="26" w16cid:durableId="1649704924">
-    <w:abstractNumId w:val="39"/>
+    <w:abstractNumId w:val="40"/>
   </w:num>
   <w:num w:numId="27" w16cid:durableId="879131718">
-    <w:abstractNumId w:val="36"/>
+    <w:abstractNumId w:val="37"/>
   </w:num>
   <w:num w:numId="28" w16cid:durableId="120197060">
-    <w:abstractNumId w:val="50"/>
+    <w:abstractNumId w:val="51"/>
   </w:num>
   <w:num w:numId="29" w16cid:durableId="1799254055">
     <w:abstractNumId w:val="15"/>
@@ -7133,19 +8442,19 @@
     <w:abstractNumId w:val="6"/>
   </w:num>
   <w:num w:numId="35" w16cid:durableId="761494657">
-    <w:abstractNumId w:val="56"/>
+    <w:abstractNumId w:val="57"/>
   </w:num>
   <w:num w:numId="36" w16cid:durableId="870144778">
     <w:abstractNumId w:val="0"/>
   </w:num>
   <w:num w:numId="37" w16cid:durableId="1857502859">
-    <w:abstractNumId w:val="53"/>
+    <w:abstractNumId w:val="54"/>
   </w:num>
   <w:num w:numId="38" w16cid:durableId="145051346">
     <w:abstractNumId w:val="10"/>
   </w:num>
   <w:num w:numId="39" w16cid:durableId="951323105">
-    <w:abstractNumId w:val="52"/>
+    <w:abstractNumId w:val="53"/>
   </w:num>
   <w:num w:numId="40" w16cid:durableId="1853032116">
     <w:abstractNumId w:val="23"/>
@@ -7163,7 +8472,7 @@
     <w:abstractNumId w:val="2"/>
   </w:num>
   <w:num w:numId="45" w16cid:durableId="308899941">
-    <w:abstractNumId w:val="61"/>
+    <w:abstractNumId w:val="62"/>
   </w:num>
   <w:num w:numId="46" w16cid:durableId="1269042811">
     <w:abstractNumId w:val="22"/>
@@ -7172,31 +8481,31 @@
     <w:abstractNumId w:val="30"/>
   </w:num>
   <w:num w:numId="48" w16cid:durableId="1206256430">
-    <w:abstractNumId w:val="38"/>
+    <w:abstractNumId w:val="39"/>
   </w:num>
   <w:num w:numId="49" w16cid:durableId="1580208006">
-    <w:abstractNumId w:val="35"/>
+    <w:abstractNumId w:val="36"/>
   </w:num>
   <w:num w:numId="50" w16cid:durableId="110976794">
+    <w:abstractNumId w:val="49"/>
+  </w:num>
+  <w:num w:numId="51" w16cid:durableId="976494233">
     <w:abstractNumId w:val="48"/>
   </w:num>
-  <w:num w:numId="51" w16cid:durableId="976494233">
-    <w:abstractNumId w:val="47"/>
-  </w:num>
   <w:num w:numId="52" w16cid:durableId="1997537430">
-    <w:abstractNumId w:val="34"/>
+    <w:abstractNumId w:val="35"/>
   </w:num>
   <w:num w:numId="53" w16cid:durableId="1069307431">
     <w:abstractNumId w:val="5"/>
   </w:num>
   <w:num w:numId="54" w16cid:durableId="1778521043">
-    <w:abstractNumId w:val="55"/>
+    <w:abstractNumId w:val="56"/>
   </w:num>
   <w:num w:numId="55" w16cid:durableId="213011795">
     <w:abstractNumId w:val="31"/>
   </w:num>
   <w:num w:numId="56" w16cid:durableId="95251536">
-    <w:abstractNumId w:val="44"/>
+    <w:abstractNumId w:val="45"/>
   </w:num>
   <w:num w:numId="57" w16cid:durableId="256713630">
     <w:abstractNumId w:val="27"/>
@@ -7205,26 +8514,29 @@
     <w:abstractNumId w:val="1"/>
   </w:num>
   <w:num w:numId="59" w16cid:durableId="485173953">
-    <w:abstractNumId w:val="60"/>
+    <w:abstractNumId w:val="61"/>
   </w:num>
   <w:num w:numId="60" w16cid:durableId="1009137420">
     <w:abstractNumId w:val="12"/>
   </w:num>
   <w:num w:numId="61" w16cid:durableId="799300009">
-    <w:abstractNumId w:val="54"/>
+    <w:abstractNumId w:val="55"/>
   </w:num>
   <w:num w:numId="62" w16cid:durableId="1879510516">
-    <w:abstractNumId w:val="45"/>
+    <w:abstractNumId w:val="46"/>
   </w:num>
   <w:num w:numId="63" w16cid:durableId="1340155746">
     <w:abstractNumId w:val="20"/>
+  </w:num>
+  <w:num w:numId="64" w16cid:durableId="1629237773">
+    <w:abstractNumId w:val="34"/>
   </w:num>
   <w:numIdMacAtCleanup w:val="55"/>
 </w:numbering>
 </file>
 
 <file path=word/styles.xml><?xml version="1.0" encoding="utf-8"?>
-<w:styles xmlns:mc="http://schemas.openxmlformats.org/markup-compatibility/2006" xmlns:r="http://schemas.openxmlformats.org/officeDocument/2006/relationships" xmlns:w="http://schemas.openxmlformats.org/wordprocessingml/2006/main" xmlns:w14="http://schemas.microsoft.com/office/word/2010/wordml" xmlns:w15="http://schemas.microsoft.com/office/word/2012/wordml" xmlns:w16cex="http://schemas.microsoft.com/office/word/2018/wordml/cex" xmlns:w16cid="http://schemas.microsoft.com/office/word/2016/wordml/cid" xmlns:w16="http://schemas.microsoft.com/office/word/2018/wordml" xmlns:w16sdtdh="http://schemas.microsoft.com/office/word/2020/wordml/sdtdatahash" xmlns:w16se="http://schemas.microsoft.com/office/word/2015/wordml/symex" mc:Ignorable="w14 w15 w16se w16cid w16 w16cex w16sdtdh">
+<w:styles xmlns:mc="http://schemas.openxmlformats.org/markup-compatibility/2006" xmlns:r="http://schemas.openxmlformats.org/officeDocument/2006/relationships" xmlns:w="http://schemas.openxmlformats.org/wordprocessingml/2006/main" xmlns:w14="http://schemas.microsoft.com/office/word/2010/wordml" xmlns:w15="http://schemas.microsoft.com/office/word/2012/wordml" xmlns:w16cex="http://schemas.microsoft.com/office/word/2018/wordml/cex" xmlns:w16cid="http://schemas.microsoft.com/office/word/2016/wordml/cid" xmlns:w16="http://schemas.microsoft.com/office/word/2018/wordml" xmlns:w16du="http://schemas.microsoft.com/office/word/2023/wordml/word16du" xmlns:w16sdtdh="http://schemas.microsoft.com/office/word/2020/wordml/sdtdatahash" xmlns:w16sdtfl="http://schemas.microsoft.com/office/word/2024/wordml/sdtformatlock" xmlns:w16se="http://schemas.microsoft.com/office/word/2015/wordml/symex" mc:Ignorable="w14 w15 w16se w16cid w16 w16cex w16sdtdh w16sdtfl w16du">
   <w:docDefaults>
     <w:rPrDefault>
       <w:rPr>
@@ -7409,7 +8721,7 @@
     <w:lsdException w:name="Medium Shading 2 Accent 1" w:uiPriority="64"/>
     <w:lsdException w:name="Medium List 1 Accent 1" w:uiPriority="65"/>
     <w:lsdException w:name="Revision" w:semiHidden="1" w:uiPriority="99"/>
-    <w:lsdException w:name="List Paragraph" w:uiPriority="1"/>
+    <w:lsdException w:name="List Paragraph" w:qFormat="1"/>
     <w:lsdException w:name="Quote" w:uiPriority="29"/>
     <w:lsdException w:name="Intense Quote" w:uiPriority="30"/>
     <w:lsdException w:name="Medium List 2 Accent 1" w:uiPriority="66"/>
@@ -8074,7 +9386,7 @@
     <w:aliases w:val="编号a.,M列出段落,段落-二代,List Paragraph,图名,插入表格,正文图,图表,列出段落11,List Paragraph1,List,列出段落111,编号1）,符号列表,符号1.1（天云科技）,列出段落-正文,使用列表编号,CPLH列表编号,正文一级小标题,列出段落4,列出段落3,列出段落2,列出段落31,文本框,列表1,列出段落1,插图,Z-列出段落,00-段落,图例,lp1,段落样式,数字编号不加粗,带编号段落,列出段落ttt,WN正文,WN-正文,WZ-列出段落"/>
     <w:basedOn w:val="aa"/>
     <w:link w:val="11"/>
-    <w:uiPriority w:val="1"/>
+    <w:qFormat/>
     <w:pPr>
       <w:ind w:firstLineChars="200" w:firstLine="420"/>
     </w:pPr>
@@ -8604,7 +9916,6 @@
     <w:name w:val="列表段落 字符1"/>
     <w:aliases w:val="编号a. 字符1,M列出段落 字符1,段落-二代 字符1,List Paragraph 字符1,图名 字符1,插入表格 字符1,正文图 字符,图表 字符,列出段落11 字符1,List Paragraph1 字符,List 字符,列出段落111 字符1,编号1） 字符,符号列表 字符,符号1.1（天云科技） 字符,列出段落-正文 字符,使用列表编号 字符,CPLH列表编号 字符,正文一级小标题 字符1,列出段落4 字符1,列出段落3 字符1,列出段落2 字符,列出段落31 字符"/>
     <w:link w:val="af7"/>
-    <w:uiPriority w:val="34"/>
     <w:qFormat/>
     <w:rPr>
       <w:kern w:val="2"/>
@@ -16946,6 +18257,90 @@
     <w:rsid w:val="00A13EB6"/>
     <w:rPr>
       <w:color w:val="666666"/>
+    </w:rPr>
+  </w:style>
+  <w:style w:type="paragraph" w:customStyle="1" w:styleId="RC">
+    <w:name w:val="RC正文"/>
+    <w:basedOn w:val="aa"/>
+    <w:link w:val="RCChar"/>
+    <w:rsid w:val="00D67FFE"/>
+    <w:pPr>
+      <w:spacing w:line="360" w:lineRule="auto"/>
+      <w:ind w:firstLineChars="200" w:firstLine="480"/>
+    </w:pPr>
+    <w:rPr>
+      <w:rFonts w:eastAsiaTheme="minorEastAsia" w:cstheme="minorBidi"/>
+      <w:sz w:val="24"/>
+      <w:szCs w:val="22"/>
+    </w:rPr>
+  </w:style>
+  <w:style w:type="character" w:customStyle="1" w:styleId="RCChar">
+    <w:name w:val="RC正文 Char"/>
+    <w:basedOn w:val="ab"/>
+    <w:link w:val="RC"/>
+    <w:qFormat/>
+    <w:rsid w:val="00D67FFE"/>
+    <w:rPr>
+      <w:rFonts w:eastAsiaTheme="minorEastAsia" w:cstheme="minorBidi"/>
+      <w:kern w:val="2"/>
+      <w:sz w:val="24"/>
+      <w:szCs w:val="22"/>
+    </w:rPr>
+  </w:style>
+  <w:style w:type="table" w:customStyle="1" w:styleId="RC0">
+    <w:name w:val="RC表格样式"/>
+    <w:basedOn w:val="ac"/>
+    <w:uiPriority w:val="99"/>
+    <w:qFormat/>
+    <w:rsid w:val="00D67FFE"/>
+    <w:pPr>
+      <w:spacing w:line="300" w:lineRule="auto"/>
+      <w:jc w:val="center"/>
+    </w:pPr>
+    <w:rPr>
+      <w:sz w:val="21"/>
+      <w:szCs w:val="22"/>
+    </w:rPr>
+    <w:tblPr>
+      <w:tblBorders>
+        <w:top w:val="single" w:sz="12" w:space="0" w:color="auto"/>
+        <w:left w:val="single" w:sz="12" w:space="0" w:color="auto"/>
+        <w:bottom w:val="single" w:sz="12" w:space="0" w:color="auto"/>
+        <w:right w:val="single" w:sz="12" w:space="0" w:color="auto"/>
+        <w:insideH w:val="single" w:sz="4" w:space="0" w:color="auto"/>
+        <w:insideV w:val="single" w:sz="4" w:space="0" w:color="auto"/>
+      </w:tblBorders>
+    </w:tblPr>
+    <w:tcPr>
+      <w:vAlign w:val="center"/>
+    </w:tcPr>
+  </w:style>
+  <w:style w:type="paragraph" w:customStyle="1" w:styleId="RC1">
+    <w:name w:val="RC题注"/>
+    <w:basedOn w:val="af0"/>
+    <w:link w:val="RCChar0"/>
+    <w:rsid w:val="00D87BB5"/>
+    <w:pPr>
+      <w:spacing w:line="300" w:lineRule="auto"/>
+      <w:jc w:val="center"/>
+    </w:pPr>
+    <w:rPr>
+      <w:rFonts w:ascii="Times New Roman" w:hAnsi="Times New Roman"/>
+      <w:sz w:val="21"/>
+      <w:szCs w:val="21"/>
+    </w:rPr>
+  </w:style>
+  <w:style w:type="character" w:customStyle="1" w:styleId="RCChar0">
+    <w:name w:val="RC题注 Char"/>
+    <w:basedOn w:val="ab"/>
+    <w:link w:val="RC1"/>
+    <w:qFormat/>
+    <w:rsid w:val="00D87BB5"/>
+    <w:rPr>
+      <w:rFonts w:eastAsia="黑体" w:cstheme="majorBidi"/>
+      <w:kern w:val="2"/>
+      <w:sz w:val="21"/>
+      <w:szCs w:val="21"/>
     </w:rPr>
   </w:style>
 </w:styles>
